--- a/llm-count-study/word_files/ISR_manuscript.docx
+++ b/llm-count-study/word_files/ISR_manuscript.docx
@@ -5263,7 +5263,7 @@
     </w:p>
     <w:bookmarkEnd w:id="39"/>
     <w:bookmarkEnd w:id="40"/>
-    <w:bookmarkStart w:id="56" w:name="results"/>
+    <w:bookmarkStart w:id="57" w:name="results"/>
     <w:p>
       <w:pPr>
         <w:pStyle w:val="Heading1"/>
@@ -6075,13 +6075,68 @@
       </w:r>
     </w:p>
     <w:bookmarkEnd w:id="54"/>
-    <w:bookmarkStart w:id="55" w:name="summary-of-hypotheses"/>
+    <w:bookmarkStart w:id="55" w:name="X88cf7aa32bf19b55e3a062077a58560147befe8"/>
     <w:p>
       <w:pPr>
         <w:pStyle w:val="Heading2"/>
       </w:pPr>
       <w:r>
-        <w:t xml:space="preserve">5.9 Summary of hypotheses</w:t>
+        <w:t xml:space="preserve">5.9 Do the cues a user can see reveal the errors that matter?</w:t>
+      </w:r>
+    </w:p>
+    <w:p>
+      <w:pPr>
+        <w:pStyle w:val="FirstParagraph"/>
+      </w:pPr>
+      <w:r>
+        <w:t xml:space="preserve">A user who inspects a synthetic population sees its mean, the sign of a promotion effect, the width of its intervals, and whether the answers parsed. We asked whether such cues reveal the errors that matter for a decision, defined for the transaction settings as an error in</w:t>
+      </w:r>
+      <w:r>
+        <w:t xml:space="preserve"> </w:t>
+      </w:r>
+      <m:oMath>
+        <m:r>
+          <m:t>1</m:t>
+        </m:r>
+        <m:r>
+          <m:rPr>
+            <m:sty m:val="p"/>
+          </m:rPr>
+          <m:t>+</m:t>
+        </m:r>
+        <m:r>
+          <m:t>α</m:t>
+        </m:r>
+      </m:oMath>
+      <w:r>
+        <w:t xml:space="preserve"> </w:t>
+      </w:r>
+      <w:r>
+        <w:t xml:space="preserve">of more than a factor of 1.65 or an error of more than 0.15 in the top-decile share, and for the email experiment as a lift ratio outside 0.5 to 2. The thresholds were fixed before the analysis, and a cell passes a face-validity check if its mean is within 50% of the reference and fewer than 5% of answers failed to parse (in the email experiment, if both lifts have the right sign). Of the 191 transaction cells, 135 pass, and 60 of those (44%) have a large decision error, against 51 of the 56 cells that fail. The check works as a screen for gross failure, mainly because the hybrid design passes it with no large errors in 45 cells. It does not work for the designs that collapse: of the 48 direct and daily cells that pass, 47 have a large decision error, and in the email experiment all 32 configurations have the right sign while 15 of 16 purchase lifts and 5 of 16 visit lifts are outside the 0.5 to 2 range. The interval is misleading in the opposite direction: the relative width of the interval of the mean correlates negatively with the decision errors (rank correlation -0.32 with the</w:t>
+      </w:r>
+      <w:r>
+        <w:t xml:space="preserve"> </w:t>
+      </w:r>
+      <m:oMath>
+        <m:r>
+          <m:t>α</m:t>
+        </m:r>
+      </m:oMath>
+      <w:r>
+        <w:t xml:space="preserve"> </w:t>
+      </w:r>
+      <w:r>
+        <w:t xml:space="preserve">error and -0.43 with the top-decile error; model-bootstrap intervals exclude zero), because collapsed answers have very narrow intervals. With eight models the model-level permutation tests are not significant (p between 0.13 and 0.50), and cell-level correlations partly reflect differences between designs.</w:t>
+      </w:r>
+    </w:p>
+    <w:bookmarkEnd w:id="55"/>
+    <w:bookmarkStart w:id="56" w:name="summary-of-hypotheses"/>
+    <w:p>
+      <w:pPr>
+        <w:pStyle w:val="Heading2"/>
+      </w:pPr>
+      <w:r>
+        <w:t xml:space="preserve">5.10 Summary of hypotheses</w:t>
       </w:r>
     </w:p>
     <w:tbl>
@@ -6602,9 +6657,9 @@
         <w:t xml:space="preserve">Table 2. Hypotheses and evidence.</w:t>
       </w:r>
     </w:p>
-    <w:bookmarkEnd w:id="55"/>
     <w:bookmarkEnd w:id="56"/>
-    <w:bookmarkStart w:id="62" w:name="discussion"/>
+    <w:bookmarkEnd w:id="57"/>
+    <w:bookmarkStart w:id="63" w:name="discussion"/>
     <w:p>
       <w:pPr>
         <w:pStyle w:val="Heading1"/>
@@ -6621,7 +6676,7 @@
         <w:t xml:space="preserve">We lead with the contributions to information systems research (Section 6.1) and the design principles and acceptance test that follow from them (Section 6.2), then turn to the decision consequences and the cost of uncritical trust (Section 6.3) and the organizational arrangements that follow (Section 6.4). The marketing results of Section 5 serve as evidence for these contributions. Limitations are in Section 6.5.</w:t>
       </w:r>
     </w:p>
-    <w:bookmarkStart w:id="57" w:name="X8b5d7cb2dd9a2ce0d7f424e3d7c91bdc66a3387"/>
+    <w:bookmarkStart w:id="58" w:name="X8b5d7cb2dd9a2ce0d7f424e3d7c91bdc66a3387"/>
     <w:p>
       <w:pPr>
         <w:pStyle w:val="Heading2"/>
@@ -6844,8 +6899,8 @@
         <w:t xml:space="preserve">errors in the simulated base rate and in the simulated lift are confounded in the risk ratio.</w:t>
       </w:r>
     </w:p>
-    <w:bookmarkEnd w:id="57"/>
-    <w:bookmarkStart w:id="58" w:name="design-principles-and-an-acceptance-test"/>
+    <w:bookmarkEnd w:id="58"/>
+    <w:bookmarkStart w:id="59" w:name="design-principles-and-an-acceptance-test"/>
     <w:p>
       <w:pPr>
         <w:pStyle w:val="Heading2"/>
@@ -6971,8 +7026,8 @@
         <w:t xml:space="preserve">, the zero share, and the share of purchases made by the top decile of customers, with intervals; compares the hybrid design with a baseline that uses no model information; checks sensitivity to the prompt context; and compares the simulated base rate and absolute lift, not only the risk ratio, with a past randomized test. Such a test is needed because these errors cannot be seen by inspecting the output: the sign of the promotion effect was right in nearly all cells, and the answers were fluent.</w:t>
       </w:r>
     </w:p>
-    <w:bookmarkEnd w:id="58"/>
-    <w:bookmarkStart w:id="59" w:name="X055b4e56704b177d348b257ab69ce21480d0ba8"/>
+    <w:bookmarkEnd w:id="59"/>
+    <w:bookmarkStart w:id="60" w:name="X055b4e56704b177d348b257ab69ce21480d0ba8"/>
     <w:p>
       <w:pPr>
         <w:pStyle w:val="Heading2"/>
@@ -7077,7 +7132,7 @@
         <w:t xml:space="preserve"> </w:t>
       </w:r>
       <w:r>
-        <w:t xml:space="preserve">the simulated lifts often came with narrow intervals that excluded the real value, and statistical precision, which a synthetic population gives cheaply, must not be mistaken for validity.</w:t>
+        <w:t xml:space="preserve">the simulated lifts often came with narrow intervals that excluded the real value, and across cells narrow intervals went with larger decision errors (Section 5.9), so statistical precision, which a synthetic population gives cheaply, must not be mistaken for validity.</w:t>
       </w:r>
       <w:r>
         <w:t xml:space="preserve"> </w:t>
@@ -7112,8 +7167,8 @@
         <w:t xml:space="preserve">synthetic customers used as inputs to forecasts or other learned systems carry their compressed spread with them, so concentration is lost (Proposition 3) and the share of non-buyers is distorted, and the result enters downstream decisions as if it were observed data. These risks do not argue against the technology. They argue against using it as a replacement for evidence rather than as a complement to it, and against purchasing decisions based on demonstrations of fluency and plausible averages.</w:t>
       </w:r>
     </w:p>
-    <w:bookmarkEnd w:id="59"/>
-    <w:bookmarkStart w:id="60" w:name="X09d14e7ca6d203994f1ab3b488c22ba41949633"/>
+    <w:bookmarkEnd w:id="60"/>
+    <w:bookmarkStart w:id="61" w:name="X09d14e7ca6d203994f1ab3b488c22ba41949633"/>
     <w:p>
       <w:pPr>
         <w:pStyle w:val="Heading2"/>
@@ -7202,8 +7257,8 @@
         <w:t xml:space="preserve">The runs are cheap (about 25,600 calls cost under one US dollar with the least expensive models and about eleven with the most expensive of the four we priced); the relevant cost is the decision made on the output. Each randomized test is also a calibration data point, and storing the simulated and realized lift of each past campaign lets the system track its own bias and adjust the calibration step.</w:t>
       </w:r>
     </w:p>
-    <w:bookmarkEnd w:id="60"/>
-    <w:bookmarkStart w:id="61" w:name="limitations-and-future-research"/>
+    <w:bookmarkEnd w:id="61"/>
+    <w:bookmarkStart w:id="62" w:name="limitations-and-future-research"/>
     <w:p>
       <w:pPr>
         <w:pStyle w:val="Heading2"/>
@@ -7220,9 +7275,9 @@
         <w:t xml:space="preserve">The evidence is preliminary. Every design has one prompt wording, so our intervals capture the sampling of customers but not variation across prompts. All eight models were run on three seeds. Per-seed variance-to-mean ratios were stable for the direct and daily designs (median range 0.04 and 0.03, at most 0.30) except in a few DeepSeek-V4-Pro cells, but varied more for the describe design (median 0.9, at most 2.1) and the hybrid design (median 1.2, at most 4.2), so counts of cells that match the reference are approximate. The low-mean reference is a calibrated parametric distribution, the Complete Journey households are loyalty-card shoppers, and campaigns there were targeted rather than randomized, so only the email experiment supports a causal comparison. The demographic personas contain almost no information about purchase frequency; personas that carry purchase histories would be a stronger test of Proposition 1 and of whether the model contributes more than a level. Whether still larger or reasoning-enabled models collapse less remains open, design C truncates its top bin, and public data may be part of the models’ training data. The design principles and organizational arrangements are derived from the evidence and have not been tested in an organization. Future work should use a randomized promotion data set with purchase counts, for example from a partner firm, so that count distributions and treatment effects can be studied on the same customers.</w:t>
       </w:r>
     </w:p>
-    <w:bookmarkEnd w:id="61"/>
     <w:bookmarkEnd w:id="62"/>
-    <w:bookmarkStart w:id="63" w:name="conclusion"/>
+    <w:bookmarkEnd w:id="63"/>
+    <w:bookmarkStart w:id="64" w:name="conclusion"/>
     <w:p>
       <w:pPr>
         <w:pStyle w:val="Heading1"/>
@@ -7239,8 +7294,8 @@
         <w:t xml:space="preserve">A synthetic-customer system is an artifact whose quality cannot be read from its output. We showed that a persona-conditioned generative component can transmit only the customer heterogeneity that its persona describes, that the remainder must be supplied and calibrated by a layer connected to the firm’s own data, and that this turns a familiar statistical fact into a managerial problem: the spread of simulated behavior is no longer disciplined by the firm’s data, it cannot be seen from inside the system, and it can be checked only against the real data that the system was meant to economize. Evidence from eight language models, three transaction settings, and a randomized email experiment is consistent with this account. Direct and day-by-day designs lose the concentration of purchases among heavy buyers; taking the level from the model and the spread from an external calibrated source restores it; calibrating the level repairs the mean, but a baseline that uses the historical mean alone does about as well; and purchase lifts are overstated in 15 of 16 configurations, enough to turn a no-go decision into a go. For organizations the implication is a short list of duties: validate against the firm’s own data before use, revalidate when the model, provider, or prompt changes, keep synthetic data apart from real data, keep running randomized tests, and assign accountability before the artifact is used. Future research should study these arrangements in organizations and test whether personas with informative purchase histories give the generative component more to contribute.</w:t>
       </w:r>
     </w:p>
-    <w:bookmarkEnd w:id="63"/>
-    <w:bookmarkStart w:id="64" w:name="references"/>
+    <w:bookmarkEnd w:id="64"/>
+    <w:bookmarkStart w:id="65" w:name="references"/>
     <w:p>
       <w:pPr>
         <w:pStyle w:val="Heading1"/>
@@ -7737,7 +7792,7 @@
         <w:t xml:space="preserve">An Online Appendix (Appendix A, prompt templates; Appendix B, full results by model and prompt; Appendix C, reproducibility; Appendix D, proofs of Propositions 1 to 3) is provided as a separate file.</w:t>
       </w:r>
     </w:p>
-    <w:bookmarkEnd w:id="64"/>
+    <w:bookmarkEnd w:id="65"/>
     <w:sectPr>
       <w:footerReference w:type="default" r:id="rId9"/>
       <w:pgMar w:left="1440" w:right="1440" w:top="1440" w:bottom="1440"/>

--- a/llm-count-study/word_files/ISR_manuscript.docx
+++ b/llm-count-study/word_files/ISR_manuscript.docx
@@ -6112,7 +6112,7 @@
         <w:t xml:space="preserve"> </w:t>
       </w:r>
       <w:r>
-        <w:t xml:space="preserve">of more than a factor of 1.65 or an error of more than 0.15 in the top-decile share, and for the email experiment as a lift ratio outside 0.5 to 2. The thresholds were fixed before the analysis, and a cell passes a face-validity check if its mean is within 50% of the reference and fewer than 5% of answers failed to parse (in the email experiment, if both lifts have the right sign). Of the 191 transaction cells, 135 pass, and 60 of those (44%) have a large decision error, against 51 of the 56 cells that fail. The check works as a screen for gross failure, mainly because the hybrid design passes it with no large errors in 45 cells. It does not work for the designs that collapse: of the 48 direct and daily cells that pass, 47 have a large decision error, and in the email experiment all 32 configurations have the right sign while 15 of 16 purchase lifts and 5 of 16 visit lifts are outside the 0.5 to 2 range. The interval is misleading in the opposite direction: the relative width of the interval of the mean correlates negatively with the decision errors (rank correlation -0.32 with the</w:t>
+        <w:t xml:space="preserve">of more than a factor of 1.65 or an error of more than 0.15 in the top-decile share, and for the email experiment as a lift ratio outside 0.5 to 2. The thresholds were fixed before the analysis, and a cell passes a face-validity check if its mean is within 50% of the reference and fewer than 5% of answers failed to parse (in the email experiment, if both lifts have the right sign). Of the 191 transaction cells, 135 pass, and 60 of those (44%) have a large decision error, against 51 of the 56 cells that fail. The check works as a screen for gross failure, mainly because the hybrid design passes it with no large errors in 45 cells. It does not work for the designs that collapse: of the 48 direct and daily cells that pass, 47 have a large decision error, and in the email experiment all 32 configurations have the right sign while 15 of 16 purchase lifts and 5 of 16 visit lifts are outside the 0.5 to 2 range. The interval is not a reliable cue either. Across all cells the relative width of the interval of the mean correlates negatively with the decision errors (rank correlation -0.32 with the</w:t>
       </w:r>
       <w:r>
         <w:t xml:space="preserve"> </w:t>
@@ -6126,7 +6126,7 @@
         <w:t xml:space="preserve"> </w:t>
       </w:r>
       <w:r>
-        <w:t xml:space="preserve">error and -0.43 with the top-decile error; model-bootstrap intervals exclude zero), because collapsed answers have very narrow intervals. With eight models the model-level permutation tests are not significant (p between 0.13 and 0.50), and cell-level correlations partly reflect differences between designs.</w:t>
+        <w:t xml:space="preserve">error and -0.43 with the top-decile error), because collapsed answers have very narrow intervals, but within each design the sign reverses (+0.22 to +0.57), so the width tells a user little. The error of the mean is more informative: within the direct and daily designs it correlates with the decision errors (+0.42 to +0.78), yet nearly all cells that pass the check still carry large errors. With eight models the model-level permutation tests are not significant (p between 0.13 and 0.50).</w:t>
       </w:r>
     </w:p>
     <w:bookmarkEnd w:id="55"/>
@@ -7132,7 +7132,7 @@
         <w:t xml:space="preserve"> </w:t>
       </w:r>
       <w:r>
-        <w:t xml:space="preserve">the simulated lifts often came with narrow intervals that excluded the real value, and across cells narrow intervals went with larger decision errors (Section 5.9), so statistical precision, which a synthetic population gives cheaply, must not be mistaken for validity.</w:t>
+        <w:t xml:space="preserve">the simulated lifts often came with narrow intervals that excluded the real value, and the width of an interval is not a reliable cue to the size of the decision error (Section 5.9), so statistical precision, which a synthetic population gives cheaply, must not be mistaken for validity.</w:t>
       </w:r>
       <w:r>
         <w:t xml:space="preserve"> </w:t>

--- a/llm-count-study/word_files/ISR_manuscript.docx
+++ b/llm-count-study/word_files/ISR_manuscript.docx
@@ -69,7 +69,7 @@
         <w:t xml:space="preserve"> </w:t>
       </w:r>
       <w:r>
-        <w:t xml:space="preserve">of customers inside their marketing analytics systems, yet little is known about how such systems should be designed, validated, and governed. We treat the synthetic-customer simulator as an IT artifact for decision support and develop design knowledge for it. Two propositions state system design constraints. A persona-conditioned model that returns deterministic answers can carry only the customer heterogeneity that its persona describes (Proposition 1), and heterogeneity supplied from outside the model must be calibrated against it to avoid double counting (Proposition 2). These constraints explain why a familiar statistical result becomes a managerial problem: when behavior is generated instead of estimated, the spread of simulated behavior is no longer disciplined by the firm’s data, it cannot be detected from inside the system, and it can be checked only against the real data that the system was meant to economize. We evaluate four elicitation designs in eight language models against public transaction data (mean counts of about 0.5, 4.8, and 7.8) and a randomized email experiment, using purchase counts and promotion lifts as supporting evidence. Direct and day-by-day designs collapse toward near-constant answers and lose the concentration of purchases among heavy buyers; a design that takes only the level from the model and calibrates the spread externally restores concentration; but calibrating the level adds little beyond what the historical mean alone provides, so the model supplies little that the firm’s data do not. Purchase lifts have the right sign but are overstated in 15 of 16 configurations (median about ninefold), enough to reverse a go/no-go decision. We derive five design principles, an acceptance-test protocol, and accountability arrangements for validating and governing synthetic data in analytics systems.</w:t>
+        <w:t xml:space="preserve">of customers inside their marketing analytics systems, yet little is known about how such systems should be designed, validated, and governed. We treat the synthetic-customer simulator as an IT artifact for decision support and develop design constraints and a calibration mechanism for it. Two propositions state system design constraints. A persona-conditioned model that returns deterministic answers can carry only the customer heterogeneity that its persona describes (Proposition 1), and heterogeneity supplied from outside the model must be calibrated against it to avoid double counting (Proposition 2). These constraints explain why a familiar statistical result becomes a managerial problem: when behavior is generated instead of estimated, the spread of simulated behavior is no longer disciplined by the firm’s data, it cannot be detected from inside the system, and it can be checked only against the real data that the system was meant to economize. We evaluate four elicitation designs in eight language models against public transaction data (mean counts of about 0.5, 4.8, and 7.8) and a randomized email experiment, using purchase counts and promotion lifts as supporting evidence. Direct and day-by-day designs collapse toward near-constant answers and lose the concentration of purchases among heavy buyers; a design that takes only the level from the model and calibrates the spread externally restores concentration; but calibrating the level adds little beyond what the historical mean alone provides, so the model supplies little that the firm’s data do not. Purchase lifts have the right sign but are overstated in 15 of 16 configurations (median about ninefold), enough to reverse a go/no-go decision. We derive five design principles, an acceptance-test protocol, and accountability arrangements for validating and governing synthetic data in analytics systems.</w:t>
       </w:r>
     </w:p>
     <w:p>
@@ -87,7 +87,7 @@
         <w:t xml:space="preserve"> </w:t>
       </w:r>
       <w:r>
-        <w:t xml:space="preserve">IT artifact, decision support systems, design science, generative AI, synthetic customers, organizational accountability</w:t>
+        <w:t xml:space="preserve">IT artifact, decision support systems, generative AI, synthetic customers, organizational accountability</w:t>
       </w:r>
     </w:p>
     <w:bookmarkStart w:id="20" w:name="introduction"/>
@@ -130,7 +130,7 @@
         <w:pStyle w:val="BodyText"/>
       </w:pPr>
       <w:r>
-        <w:t xml:space="preserve">We treat the synthetic-customer simulator as an IT artifact, a system that organizations design, deploy, and use to support decisions (Orlikowski and Iacono 2001, Hevner et al. 2004). Design science asks that such an artifact be evaluated against the decisions it serves and that the evaluation yield prescriptive knowledge about how to build it (Gregor and Hevner 2013); its value lies in the fit between what the system delivers and what the task demands (Goodhue and Thompson 1995). For promotion planning the task demands a plausible share of non-buyers, a plausible weight of heavy buyers, and a plausible absolute size of an effect. The elicitation design, meaning how the model is asked, how its answers become numbers, and where the variation among customers comes from, is therefore the artifact’s central design variable.</w:t>
+        <w:t xml:space="preserve">We treat the synthetic-customer simulator as an IT artifact, a system that organizations design, deploy, and use to support decisions (Orlikowski and Iacono 2001). Such an artifact should be evaluated against the decisions it serves, and its value lies in the fit between what the system delivers and what the task demands (Goodhue and Thompson 1995). For promotion planning the task demands a plausible share of non-buyers, a plausible weight of heavy buyers, and a plausible absolute size of an effect. The elicitation design, meaning how the model is asked, how its answers become numbers, and where the variation among customers comes from, is therefore the artifact’s central design variable.</w:t>
       </w:r>
     </w:p>
     <w:p>
@@ -170,7 +170,7 @@
         <w:pStyle w:val="BodyText"/>
       </w:pPr>
       <w:r>
-        <w:t xml:space="preserve">The study makes five contributions. First, we give design knowledge for the artifact: a design constraint, a calibration mechanism, and a result that links the constraint to customer concentration (Propositions 1 to 3). Second, we explain why this is a managerial problem and not merely a statistical one: when behavior is generated rather than estimated, quality is bounded by the firm’s data assets, cannot be seen from inside the system, and depends on components that the firm does not control. Third, we show across designs, models, and settings that direct and day-by-day designs collapse, that taking only the level from the model and calibrating the spread externally restores concentration, and that calibrating the level adds little beyond the historical mean. Fourth, we derive five design principles and an acceptance-test protocol for synthetic-customer systems. Fifth, we identify the organizational arrangements that follow, and we show with a randomized email experiment that overstated promotion lifts would reverse a go/no-go decision.</w:t>
+        <w:t xml:space="preserve">The study makes four contributions. First, we give design constraints for the artifact: a design constraint, a calibration mechanism, and a result that links the constraint to customer concentration (Propositions 1 to 3; RQ1), and we explain why this is a managerial problem and not merely a statistical one: when behavior is generated rather than estimated, quality is bounded by the firm’s data assets, cannot be seen from inside the system, and depends on components that the firm does not control. Second, we show across designs, models, and settings that direct and day-by-day designs collapse, that taking only the level from the model and calibrating the spread externally restores concentration, and that calibrating the level adds little beyond the historical mean (RQ2). Third, we show that the cues a user can see do not reliably reveal the errors that matter, and we derive five design principles and an acceptance-test protocol (RQ3). Fourth, we identify the organizational arrangements that follow, and we show with a randomized email experiment that overstated promotion lifts would reverse a go/no-go decision (RQ4).</w:t>
       </w:r>
     </w:p>
     <w:p>
@@ -178,7 +178,7 @@
         <w:pStyle w:val="BodyText"/>
       </w:pPr>
       <w:r>
-        <w:t xml:space="preserve">The remainder of the paper is organized as follows. Section 2 reviews the literature and states the gap. Section 3 develops the design knowledge and hypotheses. Section 4 describes the data, designs, and measures. Section 5 reports results, Section 6 discusses implications and limitations, and Section 7 concludes.</w:t>
+        <w:t xml:space="preserve">The remainder of the paper is organized as follows. Section 2 reviews the literature and states the gap. Section 3 develops the design constraints and hypotheses. Section 4 describes the data, designs, and measures. Section 5 reports results, Section 6 discusses implications and limitations, and Section 7 concludes.</w:t>
       </w:r>
     </w:p>
     <w:bookmarkEnd w:id="20"/>
@@ -259,7 +259,7 @@
         <w:pStyle w:val="FirstParagraph"/>
       </w:pPr>
       <w:r>
-        <w:t xml:space="preserve">Information systems research has long treated decision-support tools as artifacts whose worth must be shown by evaluation against the decisions they serve (Hevner et al. 2004, Gregor and Hevner 2013). Design science separates the design of an artifact, here the elicitation procedure, the persona schema, and the calibration step of a simulator, from its evaluation, here the comparison with observed behavior. Task–technology fit supplies the criterion (Goodhue and Thompson 1995). Promotion pre-testing demands four capabilities of a simulated customer base: a plausible average, a plausible spread across customers, a plausible share of non-buyers, and a plausible absolute effect size. Existing evaluations of synthetic respondents mostly check the first and, through ratings, a crude version of the second. We therefore frame our four designs as alternative instantiations of one artifact class and our measures as the fit criteria that this task imposes. The artifact view locates the topic at the interface of information systems and marketing analytics (Wedel and Kannan 2016), and the hybrid design is an instance of arrangements in which a model supplies part of a judgment and a statistical procedure another (Dellermann et al. 2019). The question is not whether language models</w:t>
+        <w:t xml:space="preserve">Information systems research has long treated decision-support tools as artifacts whose worth must be shown by evaluation against the decisions they serve (Orlikowski and Iacono 2001). We separate the design of the artifact, here the elicitation procedure, the persona schema, and the calibration step of a simulator, from its evaluation, here the comparison with observed behavior. Task–technology fit supplies the criterion (Goodhue and Thompson 1995). Promotion pre-testing demands four capabilities of a simulated customer base: a plausible average, a plausible spread across customers, a plausible share of non-buyers, and a plausible absolute effect size. Existing evaluations of synthetic respondents mostly check the first and, through ratings, a crude version of the second. We therefore frame our four designs as alternative instantiations of one artifact class and our measures as the fit criteria that this task imposes. The artifact view locates the topic at the interface of information systems and marketing analytics (Wedel and Kannan 2016), and the hybrid design is an instance of arrangements in which a model supplies part of a judgment and a statistical procedure another (Dellermann et al. 2019). The question is not whether language models</w:t>
       </w:r>
       <w:r>
         <w:t xml:space="preserve"> </w:t>
@@ -300,13 +300,13 @@
     </w:p>
     <w:bookmarkEnd w:id="25"/>
     <w:bookmarkEnd w:id="26"/>
-    <w:bookmarkStart w:id="35" w:name="design-knowledge-and-hypotheses"/>
+    <w:bookmarkStart w:id="35" w:name="design-constraints-and-hypotheses"/>
     <w:p>
       <w:pPr>
         <w:pStyle w:val="Heading1"/>
       </w:pPr>
       <w:r>
-        <w:t xml:space="preserve">3. Design Knowledge and Hypotheses</w:t>
+        <w:t xml:space="preserve">3. Design Constraints and Hypotheses</w:t>
       </w:r>
     </w:p>
     <w:p>
@@ -314,7 +314,7 @@
         <w:pStyle w:val="FirstParagraph"/>
       </w:pPr>
       <w:r>
-        <w:t xml:space="preserve">This section develops design knowledge for the artifact. We use the Poisson–gamma model as the formal language in which to state what a persona-conditioned generative system can and cannot carry, and we use the propositions that follow as design constraints and as a calibration mechanism for such a system, not as claims about count data. Section 3.7 sets out why we regard them as an information systems contribution.</w:t>
+        <w:t xml:space="preserve">This section develops design constraints for the artifact. We use the Poisson–gamma model as the formal language in which to state what a persona-conditioned generative system can and cannot carry, and we use the propositions that follow as design constraints and as a calibration mechanism for such a system, not as claims about count data. Section 3.7 sets out why we regard them as an information systems contribution.</w:t>
       </w:r>
     </w:p>
     <w:bookmarkStart w:id="27" w:name="X44757cbbfc69edf67c20f029e2f98c3663af43b"/>
@@ -2825,7 +2825,7 @@
         <w:pStyle w:val="FirstParagraph"/>
       </w:pPr>
       <w:r>
-        <w:t xml:space="preserve">We also ask, as an exploratory question, whether collapse is specific to settings with low mean counts, as one might expect if the model rounds small expected counts to 0, 1, or 2.</w:t>
+        <w:t xml:space="preserve">Four supplementary analyses are not hypotheses and are labeled S1 to S4 in Section 5.10: (S1) the concentration of purchases among heavy buyers (Proposition 3), (S2) calibration of the level, (S3) the robustness of collapse to the mean level, to richer personas, and to model scale, and (S4) whether the cues a user can see reveal decision errors.</w:t>
       </w:r>
     </w:p>
     <w:bookmarkEnd w:id="32"/>
@@ -3029,7 +3029,7 @@
         <w:t xml:space="preserve"> </w:t>
       </w:r>
       <w:r>
-        <w:t xml:space="preserve">is working on the wrong lever, which can be known before any experiment. Second, Proposition 2 turns the remedy into a rule that can be computed, audited, and handed to a governance process, the form in which design knowledge becomes usable in organizations (Gregor and Hevner 2013). Third, both propositions are independent of which model is used, so they hold when models and providers change, the condition for building a system around a component that the organization does not control. Fourth, they generate predictions that we test in Section 5, so they are testable design knowledge in the sense of design science, not post hoc description.</w:t>
+        <w:t xml:space="preserve">is working on the wrong lever, which can be known before any experiment. Second, Proposition 2 turns the remedy into a rule that can be computed, audited, and handed to a governance process, a form that organizations can use. Third, both propositions are independent of which model is used, so they hold when models and providers change, the condition for building a system around a component that the organization does not control. Fourth, they generate predictions that we test in Section 5, so they are testable, not post hoc description.</w:t>
       </w:r>
     </w:p>
     <w:bookmarkEnd w:id="33"/>
@@ -6043,7 +6043,7 @@
         <w:pStyle w:val="BodyText"/>
       </w:pPr>
       <w:r>
-        <w:t xml:space="preserve">Calibration repairs the mean: it matches the reference in 44 of 48 cells after calibration against 19 of 48 before. It does not make the design match on all four statistics at once. The number of cells that match on mean, variance-to-mean ratio, zero share, and</w:t>
+        <w:t xml:space="preserve">Calibration repairs the mean: it matches the reference in 44 of 48 cells after calibration against 19 of 48 before (13 of 48 in the original simulation of Sections 5.2 to 5.5). It does not make the design match on all four statistics at once. The number of cells that match on mean, variance-to-mean ratio, zero share, and</w:t>
       </w:r>
       <w:r>
         <w:t xml:space="preserve"> </w:t>
@@ -6130,13 +6130,13 @@
       </w:r>
     </w:p>
     <w:bookmarkEnd w:id="55"/>
-    <w:bookmarkStart w:id="56" w:name="summary-of-hypotheses"/>
+    <w:bookmarkStart w:id="56" w:name="X294e70b192cec9543bd143ac9499730f79fa7d7"/>
     <w:p>
       <w:pPr>
         <w:pStyle w:val="Heading2"/>
       </w:pPr>
       <w:r>
-        <w:t xml:space="preserve">5.10 Summary of hypotheses</w:t>
+        <w:t xml:space="preserve">5.10 Summary of hypotheses and supplementary analyses</w:t>
       </w:r>
     </w:p>
     <w:tbl>
@@ -6231,7 +6231,7 @@
                 <w:rFonts w:ascii="Times New Roman" w:hAnsi="Times New Roman"/>
                 <w:sz w:val="17"/>
               </w:rPr>
-              <w:t xml:space="preserve">Supported. The variance-to-mean ratio of designs A, B, and C is below the reference in 45 of 47 cells (low mean; the exceptions are a DeepSeek-V4-Pro cell for direct answers and a Sonnet 5 cell for daily simulation), 48 of 48 (high mean), and 45 of 48 (demographic personas). The zero share of designs A and B is at most 0.02 in the two high-mean settings and below the real value in 26 of 32 low-mean cells.</w:t>
+              <w:t xml:space="preserve">Supported. The variance-to-mean ratio of designs A and B is below the reference in 93 of 95 cells (29 of 31 at the low mean, where the exceptions are a DeepSeek-V4-Pro cell for direct answers and a Sonnet 5 cell for daily simulation; 32 of 32 at the high mean; 32 of 32 for the demographic personas). The zero share of designs A and B is at most 0.02 in the two high-mean settings and below the real value in 26 of 32 low-mean cells.</w:t>
             </w:r>
           </w:p>
         </w:tc>
@@ -6467,83 +6467,7 @@
                 <w:rFonts w:ascii="Times New Roman" w:hAnsi="Times New Roman"/>
                 <w:sz w:val="17"/>
               </w:rPr>
-              <w:t xml:space="preserve">Exploratory: collapse is specific to low means.</w:t>
-            </w:r>
-          </w:p>
-        </w:tc>
-        <w:tc>
-          <w:tcPr/>
-          <w:p>
-            <w:pPr>
-              <w:pStyle w:val="Compact"/>
-              <w:spacing w:before="20" w:after="20" w:line="240" w:lineRule="auto"/>
-              <w:ind w:firstLine="0"/>
-              <w:jc w:val="left"/>
-            </w:pPr>
-            <w:r>
-              <w:rPr>
-                <w:rFonts w:ascii="Times New Roman" w:hAnsi="Times New Roman"/>
-                <w:sz w:val="17"/>
-              </w:rPr>
-              <w:t xml:space="preserve">Not supported. Direct answers collapse at means of 0.5, 4.8, and 7.8.</w:t>
-            </w:r>
-          </w:p>
-        </w:tc>
-      </w:tr>
-      <w:tr>
-        <w:tc>
-          <w:tcPr/>
-          <w:p>
-            <w:pPr>
-              <w:pStyle w:val="Compact"/>
-              <w:spacing w:before="20" w:after="20" w:line="240" w:lineRule="auto"/>
-              <w:ind w:firstLine="0"/>
-              <w:jc w:val="left"/>
-            </w:pPr>
-            <w:r>
-              <w:rPr>
-                <w:rFonts w:ascii="Times New Roman" w:hAnsi="Times New Roman"/>
-                <w:sz w:val="17"/>
-              </w:rPr>
-              <w:t xml:space="preserve">Exploratory: calibrating the level repairs the hybrid design.</w:t>
-            </w:r>
-          </w:p>
-        </w:tc>
-        <w:tc>
-          <w:tcPr/>
-          <w:p>
-            <w:pPr>
-              <w:pStyle w:val="Compact"/>
-              <w:spacing w:before="20" w:after="20" w:line="240" w:lineRule="auto"/>
-              <w:ind w:firstLine="0"/>
-              <w:jc w:val="left"/>
-            </w:pPr>
-            <w:r>
-              <w:rPr>
-                <w:rFonts w:ascii="Times New Roman" w:hAnsi="Times New Roman"/>
-                <w:sz w:val="17"/>
-              </w:rPr>
-              <w:t xml:space="preserve">Partly. The mean matches in 44 of 48 cells after calibration (19 before), but cells matching on all four statistics rise only from 10 to 14 of 48, and a baseline that uses no model information matches in 19.</w:t>
-            </w:r>
-          </w:p>
-        </w:tc>
-      </w:tr>
-      <w:tr>
-        <w:tc>
-          <w:tcPr/>
-          <w:p>
-            <w:pPr>
-              <w:pStyle w:val="Compact"/>
-              <w:spacing w:before="20" w:after="20" w:line="240" w:lineRule="auto"/>
-              <w:ind w:firstLine="0"/>
-              <w:jc w:val="left"/>
-            </w:pPr>
-            <w:r>
-              <w:rPr>
-                <w:rFonts w:ascii="Times New Roman" w:hAnsi="Times New Roman"/>
-                <w:sz w:val="17"/>
-              </w:rPr>
-              <w:t xml:space="preserve">Exploratory: purchases remain concentrated among heavy buyers (Proposition 3).</w:t>
+              <w:t xml:space="preserve">S1. Purchases remain concentrated among heavy buyers (Proposition 3).</w:t>
             </w:r>
           </w:p>
         </w:tc>
@@ -6581,7 +6505,7 @@
                 <w:rFonts w:ascii="Times New Roman" w:hAnsi="Times New Roman"/>
                 <w:sz w:val="17"/>
               </w:rPr>
-              <w:t xml:space="preserve">Exploratory: richer personas repair collapse.</w:t>
+              <w:t xml:space="preserve">S2. Calibrating the model’s level repairs the hybrid design.</w:t>
             </w:r>
           </w:p>
         </w:tc>
@@ -6599,7 +6523,7 @@
                 <w:rFonts w:ascii="Times New Roman" w:hAnsi="Times New Roman"/>
                 <w:sz w:val="17"/>
               </w:rPr>
-              <w:t xml:space="preserve">Not supported. Rank correlations with real counts are -0.11 to +0.08 (2 of 63 intervals exclude zero); the demographics explain about 1% of the heterogeneity.</w:t>
+              <w:t xml:space="preserve">Partly. The mean matches in 44 of 48 cells after calibration (19 before in the same simulation), but cells matching on all four statistics rise only from 10 to 14 of 48, and a baseline that uses no model information matches in 19.</w:t>
             </w:r>
           </w:p>
         </w:tc>
@@ -6619,7 +6543,7 @@
                 <w:rFonts w:ascii="Times New Roman" w:hAnsi="Times New Roman"/>
                 <w:sz w:val="17"/>
               </w:rPr>
-              <w:t xml:space="preserve">Exploratory: larger and more recent models escape collapse.</w:t>
+              <w:t xml:space="preserve">S3. Collapse is robust to the mean level, richer personas, and model scale.</w:t>
             </w:r>
           </w:p>
         </w:tc>
@@ -6637,7 +6561,45 @@
                 <w:rFonts w:ascii="Times New Roman" w:hAnsi="Times New Roman"/>
                 <w:sz w:val="17"/>
               </w:rPr>
-              <w:t xml:space="preserve">Not for direct answers (ratios of at most 1.00 in 42 of 48 cells; the six exceptions are all DeepSeek-V4-Pro or Mistral Large 4), and not for the hybrid design, whose accuracy follows the model’s mean (matched in 13 of 48 cells).</w:t>
+              <w:t xml:space="preserve">Collapse is not specific to low means (direct answers have ratios of at most 0.87, 0.36, and 0.53 in most cells at means of 0.5, 4.8, and 7.8). Richer personas do not repair it (rank correlations with real counts -0.11 to +0.08; demographics explain about 1% of the heterogeneity). Larger and more recent models do not escape it (ratios of at most 1.00 in 42 of 48 direct cells; the hybrid’s mean matched in 13 of 48 cells).</w:t>
+            </w:r>
+          </w:p>
+        </w:tc>
+      </w:tr>
+      <w:tr>
+        <w:tc>
+          <w:tcPr/>
+          <w:p>
+            <w:pPr>
+              <w:pStyle w:val="Compact"/>
+              <w:spacing w:before="20" w:after="20" w:line="240" w:lineRule="auto"/>
+              <w:ind w:firstLine="0"/>
+              <w:jc w:val="left"/>
+            </w:pPr>
+            <w:r>
+              <w:rPr>
+                <w:rFonts w:ascii="Times New Roman" w:hAnsi="Times New Roman"/>
+                <w:sz w:val="17"/>
+              </w:rPr>
+              <w:t xml:space="preserve">S4. Visible cues reveal decision errors.</w:t>
+            </w:r>
+          </w:p>
+        </w:tc>
+        <w:tc>
+          <w:tcPr/>
+          <w:p>
+            <w:pPr>
+              <w:pStyle w:val="Compact"/>
+              <w:spacing w:before="20" w:after="20" w:line="240" w:lineRule="auto"/>
+              <w:ind w:firstLine="0"/>
+              <w:jc w:val="left"/>
+            </w:pPr>
+            <w:r>
+              <w:rPr>
+                <w:rFonts w:ascii="Times New Roman" w:hAnsi="Times New Roman"/>
+                <w:sz w:val="17"/>
+              </w:rPr>
+              <w:t xml:space="preserve">Partly. A face-validity check separates gross failures, but 47 of the 48 direct and daily cells that pass it have large decision errors, and interval width is not a reliable cue (Section 5.9).</w:t>
             </w:r>
           </w:p>
         </w:tc>
@@ -6654,7 +6616,7 @@
           <w:iCs/>
           <w:i/>
         </w:rPr>
-        <w:t xml:space="preserve">Table 2. Hypotheses and evidence.</w:t>
+        <w:t xml:space="preserve">Table 2. Hypotheses (H) and supplementary analyses (S), with evidence.</w:t>
       </w:r>
     </w:p>
     <w:bookmarkEnd w:id="56"/>
@@ -6694,7 +6656,7 @@
           <w:iCs/>
           <w:i/>
         </w:rPr>
-        <w:t xml:space="preserve">Design knowledge for a class of artifacts that organizations are adopting without one.</w:t>
+        <w:t xml:space="preserve">Design constraints for a class of artifacts that organizations are adopting without them.</w:t>
       </w:r>
       <w:r>
         <w:t xml:space="preserve"> </w:t>
@@ -6914,7 +6876,7 @@
         <w:pStyle w:val="FirstParagraph"/>
       </w:pPr>
       <w:r>
-        <w:t xml:space="preserve">Design science asks that an evaluation lead to prescriptive knowledge about how the artifact should be built (Gregor and Hevner 2013). The evidence supports five design principles. They are derived from our experiments and analytical results and have not been tested as an intervention, so they are hypotheses for design rather than established prescriptions.</w:t>
+        <w:t xml:space="preserve">The evidence supports five design principles. They are derived from our experiments and analytical results and have not been tested as an intervention, so they are hypotheses for design rather than established prescriptions.</w:t>
       </w:r>
     </w:p>
     <w:p>
@@ -6968,7 +6930,7 @@
         <w:t xml:space="preserve"> </w:t>
       </w:r>
       <w:r>
-        <w:t xml:space="preserve">Because the persona bounds what the model can carry (Section 3.8), the data assets that feed the persona matter more than the choice of model. Rescaling the model’s rates to the historical mean repaired the mean in 44 of 48 cells (13 before; Section 5.8), but a baseline that gives every customer the historical mean did as well or better on the joint fit, so calibration should be paired with a test against such a baseline to show what the model adds.</w:t>
+        <w:t xml:space="preserve">Because the persona bounds what the model can carry (Section 3.8), the data assets that feed the persona matter more than the choice of model. Rescaling the model’s rates to the historical mean repaired the mean in 44 of 48 cells (19 before in the same simulation; Section 5.8), but a baseline that gives every customer the historical mean did as well or better on the joint fit, so calibration should be paired with a test against such a baseline to show what the model adds.</w:t>
       </w:r>
     </w:p>
     <w:p>
@@ -7349,7 +7311,7 @@
         <w:pStyle w:val="BodyText"/>
       </w:pPr>
       <w:r>
-        <w:t xml:space="preserve">Chen L (2026) Simulated customers never walk away: Decision fidelity of LLM user simulators measured against real purchase outcomes. Preprint, submitted June 16, arXiv:2606.20708.</w:t>
+        <w:t xml:space="preserve">Chen L (2026) Simulated customers never walk away: Decision fidelity of LLM user simulators measured against real purchase outcomes. Preprint, arXiv:2606.20708.</w:t>
       </w:r>
     </w:p>
     <w:p>
@@ -7357,7 +7319,31 @@
         <w:pStyle w:val="BodyText"/>
       </w:pPr>
       <w:r>
-        <w:t xml:space="preserve">Chu ML, Terhorst L, Reed K, et al. (2025) LLM-based multi-agent system for simulating and analyzing marketing and consumer behavior. Preprint, submitted October 20, arXiv:2510.18155.</w:t>
+        <w:t xml:space="preserve">Chu ML, Terhorst L, Reed K, et al. (2025) LLM-based multi-agent system for simulating and analyzing marketing and consumer behavior. Preprint, arXiv:2510.18155.</w:t>
+      </w:r>
+    </w:p>
+    <w:p>
+      <w:pPr>
+        <w:pStyle w:val="BodyText"/>
+      </w:pPr>
+      <w:r>
+        <w:t xml:space="preserve">Dellermann D, Ebel P, Söllner M, Leimeister JM (2019) Hybrid intelligence.</w:t>
+      </w:r>
+      <w:r>
+        <w:t xml:space="preserve"> </w:t>
+      </w:r>
+      <w:r>
+        <w:rPr>
+          <w:iCs/>
+          <w:i/>
+        </w:rPr>
+        <w:t xml:space="preserve">Bus. Inform. Systems Engrg.</w:t>
+      </w:r>
+      <w:r>
+        <w:t xml:space="preserve"> </w:t>
+      </w:r>
+      <w:r>
+        <w:t xml:space="preserve">61(5):637–643.</w:t>
       </w:r>
     </w:p>
     <w:p>
@@ -7439,7 +7425,15 @@
         <w:pStyle w:val="BodyText"/>
       </w:pPr>
       <w:r>
-        <w:t xml:space="preserve">Fan GJ, Huang C, Peng T (2026) SYN-DIGITS: A synthetic control framework for calibrated digital twin simulation. Preprint, submitted April 8, arXiv:2604.07513.</w:t>
+        <w:t xml:space="preserve">Fan GJ, Huang C, Peng T (2026) SYN-DIGITS: A synthetic control framework for calibrated digital twin simulation. Preprint, arXiv:2604.07513.</w:t>
+      </w:r>
+    </w:p>
+    <w:p>
+      <w:pPr>
+        <w:pStyle w:val="BodyText"/>
+      </w:pPr>
+      <w:r>
+        <w:t xml:space="preserve">Goli A, Singh A (2023) Can LLMs capture human preferences? Preprint, arXiv:2305.02531.</w:t>
       </w:r>
     </w:p>
     <w:p>
@@ -7471,7 +7465,7 @@
         <w:pStyle w:val="BodyText"/>
       </w:pPr>
       <w:r>
-        <w:t xml:space="preserve">Goli A, Singh A (2023) Can LLMs capture human preferences? Preprint, submitted May 4, arXiv:2305.02531.</w:t>
+        <w:t xml:space="preserve">Gu J, Pang L, Shen H, Cheng X (2024) Do LLMs play dice? Exploring probability distribution sampling in large language models for behavioral simulation. Preprint, arXiv:2404.09043.</w:t>
       </w:r>
     </w:p>
     <w:p>
@@ -7479,7 +7473,7 @@
         <w:pStyle w:val="BodyText"/>
       </w:pPr>
       <w:r>
-        <w:t xml:space="preserve">Gu J, Pang L, Shen H, Cheng X (2024) Do LLMs play dice? Exploring probability distribution sampling in large language models for behavioral simulation. Preprint, submitted April 13, arXiv:2404.09043.</w:t>
+        <w:t xml:space="preserve">Hewitt L, Ashokkumar A, Ghezae I, Willer R (2024) Predicting results of social science experiments using large language models. Working paper, Stanford University, Stanford, CA.</w:t>
       </w:r>
     </w:p>
     <w:p>
@@ -7487,7 +7481,79 @@
         <w:pStyle w:val="BodyText"/>
       </w:pPr>
       <w:r>
-        <w:t xml:space="preserve">Gregor S, Hevner AR (2013) Positioning and presenting design science research for maximum impact.</w:t>
+        <w:t xml:space="preserve">Hillstrom K (2008) The MineThatData e-mail analytics and data mining challenge. Blog post, March 20, http://blog.minethatdata.com.</w:t>
+      </w:r>
+    </w:p>
+    <w:p>
+      <w:pPr>
+        <w:pStyle w:val="BodyText"/>
+      </w:pPr>
+      <w:r>
+        <w:t xml:space="preserve">Horton JJ (2023) Large language models as simulated economic agents: What can we learn from Homo silicus? Preprint, arXiv:2301.07543.</w:t>
+      </w:r>
+    </w:p>
+    <w:p>
+      <w:pPr>
+        <w:pStyle w:val="BodyText"/>
+      </w:pPr>
+      <w:r>
+        <w:t xml:space="preserve">Huang C, Wang K (2026) LLM-powered virtual population for demand simulation and pricing. Preprint, arXiv:2606.16183.</w:t>
+      </w:r>
+    </w:p>
+    <w:p>
+      <w:pPr>
+        <w:pStyle w:val="BodyText"/>
+      </w:pPr>
+      <w:r>
+        <w:t xml:space="preserve">Jang C, Lee D, Kim J (2026) Instruction-tuned language models cannot sample from distributions they can describe. Preprint, arXiv:2607.25292.</w:t>
+      </w:r>
+    </w:p>
+    <w:p>
+      <w:pPr>
+        <w:pStyle w:val="BodyText"/>
+      </w:pPr>
+      <w:r>
+        <w:t xml:space="preserve">Lee JD, See KA (2004) Trust in automation: Designing for appropriate reliance.</w:t>
+      </w:r>
+      <w:r>
+        <w:t xml:space="preserve"> </w:t>
+      </w:r>
+      <w:r>
+        <w:rPr>
+          <w:iCs/>
+          <w:i/>
+        </w:rPr>
+        <w:t xml:space="preserve">Human Factors</w:t>
+      </w:r>
+      <w:r>
+        <w:t xml:space="preserve"> </w:t>
+      </w:r>
+      <w:r>
+        <w:t xml:space="preserve">46(1):50–80.</w:t>
+      </w:r>
+    </w:p>
+    <w:p>
+      <w:pPr>
+        <w:pStyle w:val="BodyText"/>
+      </w:pPr>
+      <w:r>
+        <w:t xml:space="preserve">Li D, Li L, Qiu HS (2025) ChatGPT is not a man but Das Man: Representativeness and structural consistency of silicon samples generated by large language models. Preprint, arXiv:2507.02919.</w:t>
+      </w:r>
+    </w:p>
+    <w:p>
+      <w:pPr>
+        <w:pStyle w:val="BodyText"/>
+      </w:pPr>
+      <w:r>
+        <w:t xml:space="preserve">Maier BF, Aslak U, Fiaschi L, et al. (2025) LLMs reproduce human purchase intent via semantic similarity elicitation of Likert ratings. Preprint, arXiv:2510.08338.</w:t>
+      </w:r>
+    </w:p>
+    <w:p>
+      <w:pPr>
+        <w:pStyle w:val="BodyText"/>
+      </w:pPr>
+      <w:r>
+        <w:t xml:space="preserve">Melville N, Kraemer K, Gurbaxani V (2004) Review: Information technology and organizational performance: An integrative model of IT business value.</w:t>
       </w:r>
       <w:r>
         <w:t xml:space="preserve"> </w:t>
@@ -7503,134 +7569,6 @@
         <w:t xml:space="preserve"> </w:t>
       </w:r>
       <w:r>
-        <w:t xml:space="preserve">37(2):337–355.</w:t>
-      </w:r>
-    </w:p>
-    <w:p>
-      <w:pPr>
-        <w:pStyle w:val="BodyText"/>
-      </w:pPr>
-      <w:r>
-        <w:t xml:space="preserve">Dellermann D, Ebel P, Söllner M, Leimeister JM (2019) Hybrid intelligence.</w:t>
-      </w:r>
-      <w:r>
-        <w:t xml:space="preserve"> </w:t>
-      </w:r>
-      <w:r>
-        <w:rPr>
-          <w:iCs/>
-          <w:i/>
-        </w:rPr>
-        <w:t xml:space="preserve">Bus. Inform. Systems Engrg.</w:t>
-      </w:r>
-      <w:r>
-        <w:t xml:space="preserve"> </w:t>
-      </w:r>
-      <w:r>
-        <w:t xml:space="preserve">61(5):637–643.</w:t>
-      </w:r>
-    </w:p>
-    <w:p>
-      <w:pPr>
-        <w:pStyle w:val="BodyText"/>
-      </w:pPr>
-      <w:r>
-        <w:t xml:space="preserve">Hevner AR, March ST, Park J, Ram S (2004) Design science in information systems research.</w:t>
-      </w:r>
-      <w:r>
-        <w:t xml:space="preserve"> </w:t>
-      </w:r>
-      <w:r>
-        <w:rPr>
-          <w:iCs/>
-          <w:i/>
-        </w:rPr>
-        <w:t xml:space="preserve">MIS Quart.</w:t>
-      </w:r>
-      <w:r>
-        <w:t xml:space="preserve"> </w:t>
-      </w:r>
-      <w:r>
-        <w:t xml:space="preserve">28(1):75–105.</w:t>
-      </w:r>
-    </w:p>
-    <w:p>
-      <w:pPr>
-        <w:pStyle w:val="BodyText"/>
-      </w:pPr>
-      <w:r>
-        <w:t xml:space="preserve">Hewitt L, Ashokkumar A, Ghezae I, Willer R (2024) Predicting results of social science experiments using large language models. Working paper, Stanford University, Stanford, CA.</w:t>
-      </w:r>
-    </w:p>
-    <w:p>
-      <w:pPr>
-        <w:pStyle w:val="BodyText"/>
-      </w:pPr>
-      <w:r>
-        <w:t xml:space="preserve">Hillstrom K (2008) The MineThatData e-mail analytics and data mining challenge. Blog post, March 20, http://blog.minethatdata.com.</w:t>
-      </w:r>
-    </w:p>
-    <w:p>
-      <w:pPr>
-        <w:pStyle w:val="BodyText"/>
-      </w:pPr>
-      <w:r>
-        <w:t xml:space="preserve">Horton JJ (2023) Large language models as simulated economic agents: What can we learn from Homo silicus? Preprint, submitted January 18, arXiv:2301.07543.</w:t>
-      </w:r>
-    </w:p>
-    <w:p>
-      <w:pPr>
-        <w:pStyle w:val="BodyText"/>
-      </w:pPr>
-      <w:r>
-        <w:t xml:space="preserve">Huang C, Wang K (2026) LLM-powered virtual population for demand simulation and pricing. Preprint, submitted June 15, arXiv:2606.16183.</w:t>
-      </w:r>
-    </w:p>
-    <w:p>
-      <w:pPr>
-        <w:pStyle w:val="BodyText"/>
-      </w:pPr>
-      <w:r>
-        <w:t xml:space="preserve">Jang C, Lee D, Kim J (2026) Instruction-tuned language models cannot sample from distributions they can describe. Preprint, submitted July 28, arXiv:2607.25292.</w:t>
-      </w:r>
-    </w:p>
-    <w:p>
-      <w:pPr>
-        <w:pStyle w:val="BodyText"/>
-      </w:pPr>
-      <w:r>
-        <w:t xml:space="preserve">Li D, Li L, Qiu HS (2025) ChatGPT is not a man but Das Man: Representativeness and structural consistency of silicon samples generated by large language models. Preprint, submitted June 25, arXiv:2507.02919.</w:t>
-      </w:r>
-    </w:p>
-    <w:p>
-      <w:pPr>
-        <w:pStyle w:val="BodyText"/>
-      </w:pPr>
-      <w:r>
-        <w:t xml:space="preserve">Maier BF, Aslak U, Fiaschi L, et al. (2025) LLMs reproduce human purchase intent via semantic similarity elicitation of Likert ratings. Preprint, submitted October 9, arXiv:2510.08338.</w:t>
-      </w:r>
-    </w:p>
-    <w:p>
-      <w:pPr>
-        <w:pStyle w:val="BodyText"/>
-      </w:pPr>
-      <w:r>
-        <w:t xml:space="preserve">Melville N, Kraemer K, Gurbaxani V (2004) Review: Information technology and organizational performance: An integrative model of IT business value.</w:t>
-      </w:r>
-      <w:r>
-        <w:t xml:space="preserve"> </w:t>
-      </w:r>
-      <w:r>
-        <w:rPr>
-          <w:iCs/>
-          <w:i/>
-        </w:rPr>
-        <w:t xml:space="preserve">MIS Quart.</w:t>
-      </w:r>
-      <w:r>
-        <w:t xml:space="preserve"> </w:t>
-      </w:r>
-      <w:r>
         <w:t xml:space="preserve">28(2):283–322.</w:t>
       </w:r>
     </w:p>
@@ -7681,7 +7619,7 @@
         <w:pStyle w:val="BodyText"/>
       </w:pPr>
       <w:r>
-        <w:t xml:space="preserve">Sashihara J, Fujita Y, Nakamura K, et al. (2025) LLM-based multi-agent system for simulating strategic and goal-oriented data marketplaces. Preprint, submitted November 17, arXiv:2511.13233.</w:t>
+        <w:t xml:space="preserve">Sashihara J, Fujita Y, Nakamura K, et al. (2025) LLM-based multi-agent system for simulating strategic and goal-oriented data marketplaces. Preprint, arXiv:2511.13233.</w:t>
       </w:r>
     </w:p>
     <w:p>
@@ -7713,31 +7651,7 @@
         <w:pStyle w:val="BodyText"/>
       </w:pPr>
       <w:r>
-        <w:t xml:space="preserve">Lee JD, See KA (2004) Trust in automation: Designing for appropriate reliance.</w:t>
-      </w:r>
-      <w:r>
-        <w:t xml:space="preserve"> </w:t>
-      </w:r>
-      <w:r>
-        <w:rPr>
-          <w:iCs/>
-          <w:i/>
-        </w:rPr>
-        <w:t xml:space="preserve">Human Factors</w:t>
-      </w:r>
-      <w:r>
-        <w:t xml:space="preserve"> </w:t>
-      </w:r>
-      <w:r>
-        <w:t xml:space="preserve">46(1):50–80.</w:t>
-      </w:r>
-    </w:p>
-    <w:p>
-      <w:pPr>
-        <w:pStyle w:val="BodyText"/>
-      </w:pPr>
-      <w:r>
-        <w:t xml:space="preserve">Tigre R, Souto HG (2026) When can you trust your synthetic users? Diagnostics and corrections for LLM consumer panels. Preprint, submitted June 3, arXiv:2609.13148.</w:t>
+        <w:t xml:space="preserve">Tigre R, Souto HG (2026) When can you trust your synthetic users? Diagnostics and corrections for LLM consumer panels. Preprint, arXiv:2609.13148.</w:t>
       </w:r>
     </w:p>
     <w:p>
@@ -7769,7 +7683,7 @@
         <w:pStyle w:val="BodyText"/>
       </w:pPr>
       <w:r>
-        <w:t xml:space="preserve">Zhang J, Yu S, Chong D, et al. (2025a) Verbalized sampling: How to mitigate mode collapse and unlock LLM diversity. Preprint, submitted October 1, arXiv:2510.01171.</w:t>
+        <w:t xml:space="preserve">Zhang J, Yu S, Chong D, et al. (2025a) Verbalized sampling: How to mitigate mode collapse and unlock LLM diversity. Preprint, arXiv:2510.01171.</w:t>
       </w:r>
     </w:p>
     <w:p>
@@ -7777,7 +7691,7 @@
         <w:pStyle w:val="BodyText"/>
       </w:pPr>
       <w:r>
-        <w:t xml:space="preserve">Zhang R, Zhang X, Zhao M (2025b) Predicting effects, missing distributions: Evaluating LLMs as human behavior simulators in operations management. Preprint, submitted September 30, arXiv:2510.03310.</w:t>
+        <w:t xml:space="preserve">Zhang R, Zhang X, Zhao M (2025b) Predicting effects, missing distributions: Evaluating LLMs as human behavior simulators in operations management. Preprint, arXiv:2510.03310.</w:t>
       </w:r>
     </w:p>
     <w:p>

--- a/llm-count-study/word_files/ISR_manuscript.docx
+++ b/llm-count-study/word_files/ISR_manuscript.docx
@@ -2825,7 +2825,7 @@
         <w:pStyle w:val="FirstParagraph"/>
       </w:pPr>
       <w:r>
-        <w:t xml:space="preserve">Four supplementary analyses are not hypotheses and are labeled S1 to S4 in Section 5.10: (S1) the concentration of purchases among heavy buyers (Proposition 3), (S2) calibration of the level, (S3) the robustness of collapse to the mean level, to richer personas, and to model scale, and (S4) whether the cues a user can see reveal decision errors.</w:t>
+        <w:t xml:space="preserve">Five supplementary analyses are not hypotheses and are labeled S1 to S5 in Section 5.11: (S1) the concentration of purchases among heavy buyers (Proposition 3), (S2) calibration of the level, (S3) the robustness of collapse to the mean level, to richer personas, and to model scale, (S4) whether the cues a user can see reveal decision errors, and (S5) a backtest of the acceptance test.</w:t>
       </w:r>
     </w:p>
     <w:bookmarkEnd w:id="32"/>
@@ -3029,7 +3029,7 @@
         <w:t xml:space="preserve"> </w:t>
       </w:r>
       <w:r>
-        <w:t xml:space="preserve">is working on the wrong lever, which can be known before any experiment. Second, Proposition 2 turns the remedy into a rule that can be computed, audited, and handed to a governance process, a form that organizations can use. Third, both propositions are independent of which model is used, so they hold when models and providers change, the condition for building a system around a component that the organization does not control. Fourth, they generate predictions that we test in Section 5, so they are testable, not post hoc description.</w:t>
+        <w:t xml:space="preserve">is working on the wrong lever, which can be known before any experiment. Second, Proposition 2 turns the remedy into a rule that can be computed, audited, and handed to a governance process, a form that organizations can use. Third, both propositions are independent of which model is used, so they hold when models and providers change. Fourth, they generate predictions that we test in Section 5.</w:t>
       </w:r>
     </w:p>
     <w:bookmarkEnd w:id="33"/>
@@ -4355,7 +4355,7 @@
         </m:r>
       </m:oMath>
       <w:r>
-        <w:t xml:space="preserve">. Our re-aggregation of the file gave a similar profile across seven consecutive windows (1,731 customers), and the Cameron and Trivedi (1990) test rejected the Poisson model in every window. In the second, the reference is the empirical distribution of 4-week basket counts, pooled over 13 windows, for the 2,469 loyalty-card households of the dunnhumby Complete Journey data in 2017 (32,097 household-windows), for which negative binomial was the best-fitting model by AIC in every window. In the third, the benchmark is the randomized email test of Hillstrom (2008), in which 64,000 customers received no email, a men’s merchandise email, or a women’s merchandise email, and visits and purchases were recorded for the following two weeks.</w:t>
+        <w:t xml:space="preserve">. In the second, the reference is the empirical distribution of 4-week basket counts, pooled over 13 windows, for the 2,469 loyalty-card households of the dunnhumby Complete Journey data in 2017 (32,097 household-windows), for which negative binomial was the best-fitting model by AIC in every window. In the third, the benchmark is the randomized email test of Hillstrom (2008), in which 64,000 customers received no email, a men’s merchandise email, or a women’s merchandise email, and visits and purchases were recorded for the following two weeks.</w:t>
       </w:r>
     </w:p>
     <w:tbl>
@@ -5263,7 +5263,7 @@
     </w:p>
     <w:bookmarkEnd w:id="39"/>
     <w:bookmarkEnd w:id="40"/>
-    <w:bookmarkStart w:id="57" w:name="results"/>
+    <w:bookmarkStart w:id="58" w:name="results"/>
     <w:p>
       <w:pPr>
         <w:pStyle w:val="Heading1"/>
@@ -6130,13 +6130,53 @@
       </w:r>
     </w:p>
     <w:bookmarkEnd w:id="55"/>
-    <w:bookmarkStart w:id="56" w:name="X294e70b192cec9543bd143ac9499730f79fa7d7"/>
+    <w:bookmarkStart w:id="56" w:name="backtest-of-the-acceptance-test"/>
     <w:p>
       <w:pPr>
         <w:pStyle w:val="Heading2"/>
       </w:pPr>
       <w:r>
-        <w:t xml:space="preserve">5.10 Summary of hypotheses and supplementary analyses</w:t>
+        <w:t xml:space="preserve">5.10 Backtest of the acceptance test</w:t>
+      </w:r>
+    </w:p>
+    <w:p>
+      <w:pPr>
+        <w:pStyle w:val="FirstParagraph"/>
+      </w:pPr>
+      <w:r>
+        <w:t xml:space="preserve">Section 6.2 proposes that a system be accepted only if it reproduces the organization’s own history. We tested this rule on the existing results, without new model calls. In the email experiment one email served as the past randomized test and the other as the new campaign (and the reverse), and the simulator was accepted only if its lift for the past campaign was within a factor of 2 of the measured one. A firm launches when the lift exceeds a break-even value, which we varied from one tenth to ten times the measured lift of the new campaign; a decision is wrong when simulated and measured lifts fall on different sides of it. Trusting the simulator gave wrong decisions at 29% of break-even values across the 64 cases, with a lift off by more than a factor of 2 in 69%, although the sign check passed in all of them. The gate admitted 20 cases, all for visits and none for purchases. Among the 32 visit cases, trusting the simulator gave 14% wrong decisions and a lift off by more than a factor of 2 in 12; among the 20 admitted cases the shares were 9% and 4. Rescaling the new lift by the past ratio lowered wrong decisions to 17% overall, but the lift stayed off by more than a factor of 2 in 59% of cases. Errors for the two campaigns are strongly correlated (Spearman 0.84), so a past test can reveal them, but for purchases they are too large to correct by one factor.</w:t>
+      </w:r>
+    </w:p>
+    <w:p>
+      <w:pPr>
+        <w:pStyle w:val="BodyText"/>
+      </w:pPr>
+      <w:r>
+        <w:t xml:space="preserve">In the transaction settings we gated on the reference mean and zero share and checked the top-decile share implied by the simulated</w:t>
+      </w:r>
+      <w:r>
+        <w:t xml:space="preserve"> </w:t>
+      </w:r>
+      <m:oMath>
+        <m:r>
+          <m:t>α</m:t>
+        </m:r>
+      </m:oMath>
+      <w:r>
+        <w:t xml:space="preserve"> </w:t>
+      </w:r>
+      <w:r>
+        <w:t xml:space="preserve">(Proposition 3(b)). Of 187 cells, 133 passed the face-validity check, and 50% of them had a top-decile share off by more than 0.10. The gate admitted 18 cells (14 hybrid, 4 describe-then-sample, none of direct or daily simulation), of which one was wrong. Because the hybrid design takes its dispersion from the reference, this shows that the gate removes failing designs, not that the hybrid is validated independently.</w:t>
+      </w:r>
+    </w:p>
+    <w:bookmarkEnd w:id="56"/>
+    <w:bookmarkStart w:id="57" w:name="X294e70b192cec9543bd143ac9499730f79fa7d7"/>
+    <w:p>
+      <w:pPr>
+        <w:pStyle w:val="Heading2"/>
+      </w:pPr>
+      <w:r>
+        <w:t xml:space="preserve">5.11 Summary of hypotheses and supplementary analyses</w:t>
       </w:r>
     </w:p>
     <w:tbl>
@@ -6604,6 +6644,44 @@
           </w:p>
         </w:tc>
       </w:tr>
+      <w:tr>
+        <w:tc>
+          <w:tcPr/>
+          <w:p>
+            <w:pPr>
+              <w:pStyle w:val="Compact"/>
+              <w:spacing w:before="20" w:after="20" w:line="240" w:lineRule="auto"/>
+              <w:ind w:firstLine="0"/>
+              <w:jc w:val="left"/>
+            </w:pPr>
+            <w:r>
+              <w:rPr>
+                <w:rFonts w:ascii="Times New Roman" w:hAnsi="Times New Roman"/>
+                <w:sz w:val="17"/>
+              </w:rPr>
+              <w:t xml:space="preserve">S5. An acceptance test based on history screens out bad simulators.</w:t>
+            </w:r>
+          </w:p>
+        </w:tc>
+        <w:tc>
+          <w:tcPr/>
+          <w:p>
+            <w:pPr>
+              <w:pStyle w:val="Compact"/>
+              <w:spacing w:before="20" w:after="20" w:line="240" w:lineRule="auto"/>
+              <w:ind w:firstLine="0"/>
+              <w:jc w:val="left"/>
+            </w:pPr>
+            <w:r>
+              <w:rPr>
+                <w:rFonts w:ascii="Times New Roman" w:hAnsi="Times New Roman"/>
+                <w:sz w:val="17"/>
+              </w:rPr>
+              <w:t xml:space="preserve">Partly. In the email backtest among visit cases the gate cut wrong launch decisions from 14% to 9% and rejected every purchase case; in the transaction settings it rejected every direct and daily cell (Section 5.10).</w:t>
+            </w:r>
+          </w:p>
+        </w:tc>
+      </w:tr>
     </w:tbl>
     <w:p>
       <w:pPr>
@@ -6619,9 +6697,9 @@
         <w:t xml:space="preserve">Table 2. Hypotheses (H) and supplementary analyses (S), with evidence.</w:t>
       </w:r>
     </w:p>
-    <w:bookmarkEnd w:id="56"/>
     <w:bookmarkEnd w:id="57"/>
-    <w:bookmarkStart w:id="63" w:name="discussion"/>
+    <w:bookmarkEnd w:id="58"/>
+    <w:bookmarkStart w:id="64" w:name="discussion"/>
     <w:p>
       <w:pPr>
         <w:pStyle w:val="Heading1"/>
@@ -6638,7 +6716,7 @@
         <w:t xml:space="preserve">We lead with the contributions to information systems research (Section 6.1) and the design principles and acceptance test that follow from them (Section 6.2), then turn to the decision consequences and the cost of uncritical trust (Section 6.3) and the organizational arrangements that follow (Section 6.4). The marketing results of Section 5 serve as evidence for these contributions. Limitations are in Section 6.5.</w:t>
       </w:r>
     </w:p>
-    <w:bookmarkStart w:id="58" w:name="X8b5d7cb2dd9a2ce0d7f424e3d7c91bdc66a3387"/>
+    <w:bookmarkStart w:id="59" w:name="X8b5d7cb2dd9a2ce0d7f424e3d7c91bdc66a3387"/>
     <w:p>
       <w:pPr>
         <w:pStyle w:val="Heading2"/>
@@ -6691,25 +6769,7 @@
         <w:t xml:space="preserve"> </w:t>
       </w:r>
       <w:r>
-        <w:t xml:space="preserve">that Proposition 1 predicts (about -0.12 in the demographic experiment). Persona enrichment cannot repair this, because the demographics explain about 1% of the heterogeneity. And the design that follows Proposition 2 restores the concentration of purchases among heavy buyers in 39 of 48 cells where direct and daily designs lose it entirely (Section 5.7). Larger and more recent models do not escape the constraint. This reframes the advice to</w:t>
-      </w:r>
-      <w:r>
-        <w:t xml:space="preserve"> </w:t>
-      </w:r>
-      <w:r>
-        <w:t xml:space="preserve">“</w:t>
-      </w:r>
-      <w:r>
-        <w:t xml:space="preserve">add noise</w:t>
-      </w:r>
-      <w:r>
-        <w:t xml:space="preserve">”</w:t>
-      </w:r>
-      <w:r>
-        <w:t xml:space="preserve"> </w:t>
-      </w:r>
-      <w:r>
-        <w:t xml:space="preserve">to synthetic respondents: the amount of noise is not a free parameter, and it is determined by how much heterogeneity the persona already carries.</w:t>
+        <w:t xml:space="preserve">that Proposition 1 predicts (about -0.12 in the demographic experiment). And the design that follows Proposition 2 restores the concentration of purchases among heavy buyers in 39 of 48 cells where direct and daily designs lose it entirely (Section 5.7).</w:t>
       </w:r>
     </w:p>
     <w:p>
@@ -6787,7 +6847,7 @@
         <w:t xml:space="preserve"> </w:t>
       </w:r>
       <w:r>
-        <w:t xml:space="preserve">A twin is usually understood as a replica that can stand in for the original in a decision. Our evidence supports a narrower reading. At the level of the individual customer, the demographic personas carried almost no information about real counts, so a customer-level replica is not supported. At the level of the population, the distribution of counts and the size of effects are reproduced only by designs in which the dispersion is supplied from outside the model and the level is checked against data. A claim that a simulated population is a twin is therefore a claim about specific properties, to be tested one by one: the share of zeros, the spread, the concentration among heavy buyers, and the absolute size of an effect. Fluency and aggregate plausibility, which are what users see, do not indicate them.</w:t>
+        <w:t xml:space="preserve">A twin is usually understood as a replica that can stand in for the original in a decision. Our evidence supports a narrower reading. At the level of the individual customer, the demographic personas carried almost no information about real counts, so a customer-level replica is not supported. At the level of the population, the distribution of counts and the size of effects are reproduced only by designs in which the dispersion is supplied from outside the model and the level is checked against data. A claim that a simulated population is a twin is therefore a claim about specific properties, to be tested one by one: the share of zeros, the spread, the concentration among heavy buyers, and the absolute size of an effect.</w:t>
       </w:r>
     </w:p>
     <w:p>
@@ -6861,8 +6921,8 @@
         <w:t xml:space="preserve">errors in the simulated base rate and in the simulated lift are confounded in the risk ratio.</w:t>
       </w:r>
     </w:p>
-    <w:bookmarkEnd w:id="58"/>
-    <w:bookmarkStart w:id="59" w:name="design-principles-and-an-acceptance-test"/>
+    <w:bookmarkEnd w:id="59"/>
+    <w:bookmarkStart w:id="60" w:name="design-principles-and-an-acceptance-test"/>
     <w:p>
       <w:pPr>
         <w:pStyle w:val="Heading2"/>
@@ -6876,7 +6936,7 @@
         <w:pStyle w:val="FirstParagraph"/>
       </w:pPr>
       <w:r>
-        <w:t xml:space="preserve">The evidence supports five design principles. They are derived from our experiments and analytical results and have not been tested as an intervention, so they are hypotheses for design rather than established prescriptions.</w:t>
+        <w:t xml:space="preserve">The evidence supports five design principles. They are derived from our experiments and analytical results. The acceptance test was backtested on our own data (Section 5.10), but no principle has been tested as an intervention in an organization, so they remain hypotheses for design.</w:t>
       </w:r>
     </w:p>
     <w:p>
@@ -6985,11 +7045,11 @@
         </m:r>
       </m:oMath>
       <w:r>
-        <w:t xml:space="preserve">, the zero share, and the share of purchases made by the top decile of customers, with intervals; compares the hybrid design with a baseline that uses no model information; checks sensitivity to the prompt context; and compares the simulated base rate and absolute lift, not only the risk ratio, with a past randomized test. Such a test is needed because these errors cannot be seen by inspecting the output: the sign of the promotion effect was right in nearly all cells, and the answers were fluent.</w:t>
-      </w:r>
-    </w:p>
-    <w:bookmarkEnd w:id="59"/>
-    <w:bookmarkStart w:id="60" w:name="X055b4e56704b177d348b257ab69ce21480d0ba8"/>
+        <w:t xml:space="preserve">, the zero share, and the share of purchases made by the top decile of customers, with intervals; compares the hybrid design with a baseline that uses no model information; checks sensitivity to the prompt context; and compares the simulated base rate and absolute lift, not only the risk ratio, with a past randomized test. These errors cannot be seen by inspecting the output: the sign was right in nearly all cells, and the answers were fluent.</w:t>
+      </w:r>
+    </w:p>
+    <w:bookmarkEnd w:id="60"/>
+    <w:bookmarkStart w:id="61" w:name="X055b4e56704b177d348b257ab69ce21480d0ba8"/>
     <w:p>
       <w:pPr>
         <w:pStyle w:val="Heading2"/>
@@ -7070,7 +7130,7 @@
         <w:t xml:space="preserve"> </w:t>
       </w:r>
       <w:r>
-        <w:t xml:space="preserve">per customer, a profit of about 213,000. The gap of about 280,000 for a single campaign favors launching, and because the error is systematic it does not average out over campaigns. The numbers are ours, not the retailer’s, and the email test does not involve a discount, but the example shows how an overstated lift turns directly into a wrong go decision.</w:t>
+        <w:t xml:space="preserve">per customer, a profit of about 213,000. The gap of about 280,000 for a single campaign favors launching, and because the error is systematic it does not average out over campaigns. The numbers are ours, not the retailer’s, but the example shows how an overstated lift turns directly into a wrong go decision.</w:t>
       </w:r>
     </w:p>
     <w:p>
@@ -7126,11 +7186,11 @@
         <w:t xml:space="preserve"> </w:t>
       </w:r>
       <w:r>
-        <w:t xml:space="preserve">synthetic customers used as inputs to forecasts or other learned systems carry their compressed spread with them, so concentration is lost (Proposition 3) and the share of non-buyers is distorted, and the result enters downstream decisions as if it were observed data. These risks do not argue against the technology. They argue against using it as a replacement for evidence rather than as a complement to it, and against purchasing decisions based on demonstrations of fluency and plausible averages.</w:t>
-      </w:r>
-    </w:p>
-    <w:bookmarkEnd w:id="60"/>
-    <w:bookmarkStart w:id="61" w:name="X09d14e7ca6d203994f1ab3b488c22ba41949633"/>
+        <w:t xml:space="preserve">synthetic customers used as inputs to forecasts or other learned systems carry their compressed spread with them, so concentration is lost (Proposition 3) and the share of non-buyers is distorted, and the result enters downstream decisions as if it were observed data. These risks argue against using the technology as a replacement for evidence rather than as a complement to it, and against purchasing decisions based on demonstrations of fluency and plausible averages.</w:t>
+      </w:r>
+    </w:p>
+    <w:bookmarkEnd w:id="61"/>
+    <w:bookmarkStart w:id="62" w:name="X09d14e7ca6d203994f1ab3b488c22ba41949633"/>
     <w:p>
       <w:pPr>
         <w:pStyle w:val="Heading2"/>
@@ -7162,7 +7222,7 @@
         <w:t xml:space="preserve"> </w:t>
       </w:r>
       <w:r>
-        <w:t xml:space="preserve">Before synthetic customers enter a planning process, the system should pass the acceptance test of Section 6.2 against the organization’s own history. The reference values come from the customer file and the experiment archive that the marketing analytics team already holds, so the test puts a concrete interface between two functions: marketing owns the reference data and the decision requirements, and information systems owns the pipeline, the model versions, and the calibration step. A decision that rests on a vendor’s model, an analyst’s prompt, and a calibration step maintained by another team has no owner for its errors unless accountability is assigned before use. A digital twin that no one is accountable for validating is a liability presented as an asset.</w:t>
+        <w:t xml:space="preserve">Before synthetic customers enter a planning process, the system should pass the acceptance test of Section 6.2 against the organization’s own history. Marketing owns the reference data and the decision requirements, and information systems owns the pipeline, the model versions, and the calibration step. A decision that rests on a vendor’s model, an analyst’s prompt, and a calibration step maintained by another team has no owner for its errors unless accountability is assigned before use.</w:t>
       </w:r>
     </w:p>
     <w:p>
@@ -7198,7 +7258,7 @@
         <w:t xml:space="preserve"> </w:t>
       </w:r>
       <w:r>
-        <w:t xml:space="preserve">The designs reproduced the sign of a promotion effect but not its size, so synthetic customers suit screening, ranking, and hypothesis generation better than sizing a campaign, for which a randomized holdout remains the standard. Provenance labels, separate storage, and a rule against pooling synthetic and real records in estimation keep their compressed spread out of dashboards and downstream models.</w:t>
+        <w:t xml:space="preserve">The designs reproduced the sign of a promotion effect but not its size, so synthetic customers suit screening, ranking, and hypothesis generation better than sizing a campaign, for which a randomized holdout remains the standard. Provenance labels and a rule against pooling synthetic and real records keep their compressed spread out of downstream models.</w:t>
       </w:r>
     </w:p>
     <w:p>
@@ -7216,11 +7276,11 @@
         <w:t xml:space="preserve"> </w:t>
       </w:r>
       <w:r>
-        <w:t xml:space="preserve">The runs are cheap (about 25,600 calls cost under one US dollar with the least expensive models and about eleven with the most expensive of the four we priced); the relevant cost is the decision made on the output. Each randomized test is also a calibration data point, and storing the simulated and realized lift of each past campaign lets the system track its own bias and adjust the calibration step.</w:t>
-      </w:r>
-    </w:p>
-    <w:bookmarkEnd w:id="61"/>
-    <w:bookmarkStart w:id="62" w:name="limitations-and-future-research"/>
+        <w:t xml:space="preserve">The runs are cheap (under about eleven US dollars for 25,600 calls with the models we priced); the relevant cost is the decision made on the output. Storing the simulated and realized lift of each past campaign lets the system track its own bias.</w:t>
+      </w:r>
+    </w:p>
+    <w:bookmarkEnd w:id="62"/>
+    <w:bookmarkStart w:id="63" w:name="limitations-and-future-research"/>
     <w:p>
       <w:pPr>
         <w:pStyle w:val="Heading2"/>
@@ -7234,12 +7294,12 @@
         <w:pStyle w:val="FirstParagraph"/>
       </w:pPr>
       <w:r>
-        <w:t xml:space="preserve">The evidence is preliminary. Every design has one prompt wording, so our intervals capture the sampling of customers but not variation across prompts. All eight models were run on three seeds. Per-seed variance-to-mean ratios were stable for the direct and daily designs (median range 0.04 and 0.03, at most 0.30) except in a few DeepSeek-V4-Pro cells, but varied more for the describe design (median 0.9, at most 2.1) and the hybrid design (median 1.2, at most 4.2), so counts of cells that match the reference are approximate. The low-mean reference is a calibrated parametric distribution, the Complete Journey households are loyalty-card shoppers, and campaigns there were targeted rather than randomized, so only the email experiment supports a causal comparison. The demographic personas contain almost no information about purchase frequency; personas that carry purchase histories would be a stronger test of Proposition 1 and of whether the model contributes more than a level. Whether still larger or reasoning-enabled models collapse less remains open, design C truncates its top bin, and public data may be part of the models’ training data. The design principles and organizational arrangements are derived from the evidence and have not been tested in an organization. Future work should use a randomized promotion data set with purchase counts, for example from a partner firm, so that count distributions and treatment effects can be studied on the same customers.</w:t>
-      </w:r>
-    </w:p>
-    <w:bookmarkEnd w:id="62"/>
+        <w:t xml:space="preserve">The evidence is preliminary. Every design has one prompt wording, so our intervals capture the sampling of customers but not variation across prompts. All eight models were run on three seeds. Per-seed variance-to-mean ratios were stable for the direct and daily designs but varied more for the describe and hybrid designs (median ranges 0.9 and 1.2), so counts of cells that match the reference are approximate. The low-mean reference is a calibrated parametric distribution, the Complete Journey households are loyalty-card shoppers, and campaigns there were targeted rather than randomized, so only the email experiment supports a causal comparison. The demographic personas contain almost no information about purchase frequency; personas that carry purchase histories would be a stronger test of Proposition 1 and of whether the model contributes more than a level. Whether still larger or reasoning-enabled models collapse less remains open, and public data may be part of the models’ training data. The principles and organizational arrangements have not been tested in an organization, and the backtest of the acceptance test (Section 5.10) uses one pair of campaigns. Future work should use a randomized promotion data set with purchase counts, for example from a partner firm, so that count distributions and treatment effects can be studied on the same customers.</w:t>
+      </w:r>
+    </w:p>
     <w:bookmarkEnd w:id="63"/>
-    <w:bookmarkStart w:id="64" w:name="conclusion"/>
+    <w:bookmarkEnd w:id="64"/>
+    <w:bookmarkStart w:id="65" w:name="conclusion"/>
     <w:p>
       <w:pPr>
         <w:pStyle w:val="Heading1"/>
@@ -7256,8 +7316,8 @@
         <w:t xml:space="preserve">A synthetic-customer system is an artifact whose quality cannot be read from its output. We showed that a persona-conditioned generative component can transmit only the customer heterogeneity that its persona describes, that the remainder must be supplied and calibrated by a layer connected to the firm’s own data, and that this turns a familiar statistical fact into a managerial problem: the spread of simulated behavior is no longer disciplined by the firm’s data, it cannot be seen from inside the system, and it can be checked only against the real data that the system was meant to economize. Evidence from eight language models, three transaction settings, and a randomized email experiment is consistent with this account. Direct and day-by-day designs lose the concentration of purchases among heavy buyers; taking the level from the model and the spread from an external calibrated source restores it; calibrating the level repairs the mean, but a baseline that uses the historical mean alone does about as well; and purchase lifts are overstated in 15 of 16 configurations, enough to turn a no-go decision into a go. For organizations the implication is a short list of duties: validate against the firm’s own data before use, revalidate when the model, provider, or prompt changes, keep synthetic data apart from real data, keep running randomized tests, and assign accountability before the artifact is used. Future research should study these arrangements in organizations and test whether personas with informative purchase histories give the generative component more to contribute.</w:t>
       </w:r>
     </w:p>
-    <w:bookmarkEnd w:id="64"/>
-    <w:bookmarkStart w:id="65" w:name="references"/>
+    <w:bookmarkEnd w:id="65"/>
+    <w:bookmarkStart w:id="66" w:name="references"/>
     <w:p>
       <w:pPr>
         <w:pStyle w:val="Heading1"/>
@@ -7706,7 +7766,7 @@
         <w:t xml:space="preserve">An Online Appendix (Appendix A, prompt templates; Appendix B, full results by model and prompt; Appendix C, reproducibility; Appendix D, proofs of Propositions 1 to 3) is provided as a separate file.</w:t>
       </w:r>
     </w:p>
-    <w:bookmarkEnd w:id="65"/>
+    <w:bookmarkEnd w:id="66"/>
     <w:sectPr>
       <w:footerReference w:type="default" r:id="rId9"/>
       <w:pgMar w:left="1440" w:right="1440" w:top="1440" w:bottom="1440"/>

--- a/llm-count-study/word_files/ISR_manuscript.docx
+++ b/llm-count-study/word_files/ISR_manuscript.docx
@@ -6144,7 +6144,7 @@
         <w:pStyle w:val="FirstParagraph"/>
       </w:pPr>
       <w:r>
-        <w:t xml:space="preserve">Section 6.2 proposes that a system be accepted only if it reproduces the organization’s own history. We tested this rule on the existing results, without new model calls. In the email experiment one email served as the past randomized test and the other as the new campaign (and the reverse), and the simulator was accepted only if its lift for the past campaign was within a factor of 2 of the measured one. A firm launches when the lift exceeds a break-even value, which we varied from one tenth to ten times the measured lift of the new campaign; a decision is wrong when simulated and measured lifts fall on different sides of it. Trusting the simulator gave wrong decisions at 29% of break-even values across the 64 cases, with a lift off by more than a factor of 2 in 69%, although the sign check passed in all of them. The gate admitted 20 cases, all for visits and none for purchases. Among the 32 visit cases, trusting the simulator gave 14% wrong decisions and a lift off by more than a factor of 2 in 12; among the 20 admitted cases the shares were 9% and 4. Rescaling the new lift by the past ratio lowered wrong decisions to 17% overall, but the lift stayed off by more than a factor of 2 in 59% of cases. Errors for the two campaigns are strongly correlated (Spearman 0.84), so a past test can reveal them, but for purchases they are too large to correct by one factor.</w:t>
+        <w:t xml:space="preserve">Details are in Online Appendix E. Section 6.2 proposes that a system be accepted only if it reproduces the organization’s own history. We tested this rule on the existing results, without new model calls. In the email experiment one email served as the past randomized test and the other as the new campaign (and the reverse), and the simulator was accepted only if its lift for the past campaign was within a factor of 2 of the measured one. A firm launches when the lift exceeds a break-even value, which we varied from one tenth to ten times the measured lift of the new campaign; a decision is wrong when simulated and measured lifts fall on different sides of it. Trusting the simulator gave wrong decisions at 29% of break-even values across the 64 cases, with a lift off by more than a factor of 2 in 69%, although the sign check passed in all of them. The gate admitted 20 cases, all for visits and none for purchases. Among the 32 visit cases, trusting the simulator gave 14% wrong decisions and a lift off by more than a factor of 2 in 12; among the 20 admitted cases the shares were 9% and 4. Rescaling the new lift by the past ratio lowered wrong decisions to 17% overall, but the lift stayed off by more than a factor of 2 in 59% of cases. Errors for the two campaigns are strongly correlated (Spearman 0.84), so a past test can reveal them, but for purchases they are too large to correct by one factor.</w:t>
       </w:r>
     </w:p>
     <w:p>
@@ -7763,7 +7763,7 @@
           <w:iCs/>
           <w:i/>
         </w:rPr>
-        <w:t xml:space="preserve">An Online Appendix (Appendix A, prompt templates; Appendix B, full results by model and prompt; Appendix C, reproducibility; Appendix D, proofs of Propositions 1 to 3) is provided as a separate file.</w:t>
+        <w:t xml:space="preserve">An Online Appendix (Appendix A, prompt templates; Appendix B, full results by model and prompt; Appendix C, reproducibility; Appendix D, proofs of Propositions 1 to 3; Appendix E, backtest of the acceptance test) is provided as a separate file.</w:t>
       </w:r>
     </w:p>
     <w:bookmarkEnd w:id="66"/>

--- a/llm-count-study/word_files/ISR_manuscript.docx
+++ b/llm-count-study/word_files/ISR_manuscript.docx
@@ -5445,13 +5445,13 @@
       </w:r>
     </w:p>
     <w:bookmarkEnd w:id="46"/>
-    <w:bookmarkStart w:id="47" w:name="is-collapse-specific-to-low-means"/>
+    <w:bookmarkStart w:id="47" w:name="X55b7e78110247fa838620de0aa094d71db99230"/>
     <w:p>
       <w:pPr>
         <w:pStyle w:val="Heading2"/>
       </w:pPr>
       <w:r>
-        <w:t xml:space="preserve">5.4 Is collapse specific to low means?</w:t>
+        <w:t xml:space="preserve">5.4 Is collapse specific to low means or to one prompt wording?</w:t>
       </w:r>
     </w:p>
     <w:p>
@@ -5459,7 +5459,7 @@
         <w:pStyle w:val="FirstParagraph"/>
       </w:pPr>
       <w:r>
-        <w:t xml:space="preserve">If direct answers were underdispersed only because small expected counts are rounded to 0, 1, or 2, the problem should shrink at higher means. It does not: the variance-to-mean ratio of direct answers is at most 0.87 in 11 of 16 cells at a mean of 0.5, at most 0.36 in 13 of 16 at a mean of 4.8, and at most 0.53 in 14 of 16 at a mean of 7.8, and larger or more recent models do not escape it.</w:t>
+        <w:t xml:space="preserve">If direct answers were underdispersed only because small expected counts are rounded to 0, 1, or 2, the problem should shrink at higher means. It does not: the variance-to-mean ratio of direct answers is at most 0.87 in 11 of 16 cells at a mean of 0.5, at most 0.36 in 13 of 16 at a mean of 4.8, and at most 0.53 in 14 of 16 at a mean of 7.8, and larger or more recent models do not escape it. We also reran four models (both prompt variants) with two rewordings, one in the third person and one in the style of a survey, in the low-mean and high-mean settings and in the email experiment (Online Appendix F). The variance-to-mean ratio of designs A and B was below the reference in 58 of 60 cells with a defined ratio, the hybrid design matched it in 20 of 32, and describe-then-sample gave too few zeros in 28 of 32. Wording changed effect sizes: the purchase lift of the probability design was above twice the real lift in 7 of 8 configurations under the third-person wording (median 6 times) and in all 8 under the survey wording (median 18 times), and the sign was missing in 3 of 16 under the third-person wording.</w:t>
       </w:r>
     </w:p>
     <w:bookmarkEnd w:id="47"/>
@@ -6112,7 +6112,7 @@
         <w:t xml:space="preserve"> </w:t>
       </w:r>
       <w:r>
-        <w:t xml:space="preserve">of more than a factor of 1.65 or an error of more than 0.15 in the top-decile share, and for the email experiment as a lift ratio outside 0.5 to 2. The thresholds were fixed before the analysis, and a cell passes a face-validity check if its mean is within 50% of the reference and fewer than 5% of answers failed to parse (in the email experiment, if both lifts have the right sign). Of the 191 transaction cells, 135 pass, and 60 of those (44%) have a large decision error, against 51 of the 56 cells that fail. The check works as a screen for gross failure, mainly because the hybrid design passes it with no large errors in 45 cells. It does not work for the designs that collapse: of the 48 direct and daily cells that pass, 47 have a large decision error, and in the email experiment all 32 configurations have the right sign while 15 of 16 purchase lifts and 5 of 16 visit lifts are outside the 0.5 to 2 range. The interval is not a reliable cue either. Across all cells the relative width of the interval of the mean correlates negatively with the decision errors (rank correlation -0.32 with the</w:t>
+        <w:t xml:space="preserve">of more than a factor of 1.65 or an error of more than 0.15 in the top-decile share, and for the email experiment as a lift ratio outside 0.5 to 2. A cell passes a face-validity check if its mean is within 50% of the reference and fewer than 5% of answers failed to parse (in the email experiment, if both lifts have the right sign). Of the 191 transaction cells, 135 pass, and 60 of those (44%) have a large decision error, against 51 of the 56 cells that fail. The check works as a screen for gross failure, mainly because the hybrid design passes it with no large errors in 45 cells. It does not work for the designs that collapse: of the 48 direct and daily cells that pass, 47 have a large decision error, and in the email experiment all 32 configurations have the right sign while 15 of 16 purchase lifts and 5 of 16 visit lifts are outside the 0.5 to 2 range. The interval is not a reliable cue either. Across all cells the relative width of the interval of the mean correlates negatively with the decision errors (rank correlation -0.32 with the</w:t>
       </w:r>
       <w:r>
         <w:t xml:space="preserve"> </w:t>
@@ -6126,7 +6126,7 @@
         <w:t xml:space="preserve"> </w:t>
       </w:r>
       <w:r>
-        <w:t xml:space="preserve">error and -0.43 with the top-decile error), because collapsed answers have very narrow intervals, but within each design the sign reverses (+0.22 to +0.57), so the width tells a user little. The error of the mean is more informative: within the direct and daily designs it correlates with the decision errors (+0.42 to +0.78), yet nearly all cells that pass the check still carry large errors. With eight models the model-level permutation tests are not significant (p between 0.13 and 0.50).</w:t>
+        <w:t xml:space="preserve">error and -0.43 with the top-decile error), because collapsed answers have very narrow intervals, but within each design the sign reverses (+0.22 to +0.57), so the width tells a user little. The error of the mean is more informative within the direct and daily designs (+0.42 to +0.78), yet nearly all cells that pass the check still carry large errors. Model-level permutation tests are not significant (p between 0.13 and 0.50).</w:t>
       </w:r>
     </w:p>
     <w:bookmarkEnd w:id="55"/>
@@ -6144,7 +6144,7 @@
         <w:pStyle w:val="FirstParagraph"/>
       </w:pPr>
       <w:r>
-        <w:t xml:space="preserve">Details are in Online Appendix E. Section 6.2 proposes that a system be accepted only if it reproduces the organization’s own history. We tested this rule on the existing results, without new model calls. In the email experiment one email served as the past randomized test and the other as the new campaign (and the reverse), and the simulator was accepted only if its lift for the past campaign was within a factor of 2 of the measured one. A firm launches when the lift exceeds a break-even value, which we varied from one tenth to ten times the measured lift of the new campaign; a decision is wrong when simulated and measured lifts fall on different sides of it. Trusting the simulator gave wrong decisions at 29% of break-even values across the 64 cases, with a lift off by more than a factor of 2 in 69%, although the sign check passed in all of them. The gate admitted 20 cases, all for visits and none for purchases. Among the 32 visit cases, trusting the simulator gave 14% wrong decisions and a lift off by more than a factor of 2 in 12; among the 20 admitted cases the shares were 9% and 4. Rescaling the new lift by the past ratio lowered wrong decisions to 17% overall, but the lift stayed off by more than a factor of 2 in 59% of cases. Errors for the two campaigns are strongly correlated (Spearman 0.84), so a past test can reveal them, but for purchases they are too large to correct by one factor.</w:t>
+        <w:t xml:space="preserve">Details are in Online Appendix E. Section 6.2 proposes that a system be accepted only if it reproduces the organization’s own history. We tested this rule on the existing results, without new model calls (Online Appendix E). In the email experiment one email served as the past randomized test and the other as the new campaign (and the reverse), and the simulator was accepted only if its lift for the past campaign was within a factor of 2 of the measured one. A firm launches when the lift exceeds a break-even value, which we varied from one tenth to ten times the measured lift of the new campaign; a decision is wrong when simulated and measured lifts fall on different sides of it. Trusting the simulator gave wrong decisions at 29% of break-even values across the 64 cases, with a lift off by more than a factor of 2 in 69%, although the sign check passed in all of them. The gate admitted 20 cases, all for visits and none for purchases. Among the 32 visit cases, trusting the simulator gave 14% wrong decisions and a lift off by more than a factor of 2 in 12; among the 20 admitted cases the shares were 9% and 4. Rescaling the new lift by the past ratio lowered wrong decisions to 17% overall, but the lift stayed off by more than a factor of 2 in 59% of cases, so for purchases the errors are too large to correct by one factor.</w:t>
       </w:r>
     </w:p>
     <w:p>
@@ -6166,7 +6166,7 @@
         <w:t xml:space="preserve"> </w:t>
       </w:r>
       <w:r>
-        <w:t xml:space="preserve">(Proposition 3(b)). Of 187 cells, 133 passed the face-validity check, and 50% of them had a top-decile share off by more than 0.10. The gate admitted 18 cells (14 hybrid, 4 describe-then-sample, none of direct or daily simulation), of which one was wrong. Because the hybrid design takes its dispersion from the reference, this shows that the gate removes failing designs, not that the hybrid is validated independently.</w:t>
+        <w:t xml:space="preserve">(Proposition 3(b)). Of 187 cells, 133 passed the face-validity check, and 50% of them had a top-decile share off by more than 0.10. The gate admitted 18 cells (14 hybrid, 4 describe-then-sample, none of direct or daily simulation), of which one was wrong. Because the hybrid design takes its dispersion from the reference, this shows that the gate removes failing designs, not that the hybrid is validated.</w:t>
       </w:r>
     </w:p>
     <w:bookmarkEnd w:id="56"/>
@@ -6601,7 +6601,7 @@
                 <w:rFonts w:ascii="Times New Roman" w:hAnsi="Times New Roman"/>
                 <w:sz w:val="17"/>
               </w:rPr>
-              <w:t xml:space="preserve">Collapse is not specific to low means (direct answers have ratios of at most 0.87, 0.36, and 0.53 in most cells at means of 0.5, 4.8, and 7.8). Richer personas do not repair it (rank correlations with real counts -0.11 to +0.08; demographics explain about 1% of the heterogeneity). Larger and more recent models do not escape it (ratios of at most 1.00 in 42 of 48 direct cells; the hybrid’s mean matched in 13 of 48 cells).</w:t>
+              <w:t xml:space="preserve">Collapse is not specific to low means. Richer personas do not repair it (rank correlations -0.11 to +0.08). Larger and more recent models do not escape it (ratios of at most 1.00 in 42 of 48 direct cells).</w:t>
             </w:r>
           </w:p>
         </w:tc>
@@ -6787,7 +6787,7 @@
         <w:t xml:space="preserve"> </w:t>
       </w:r>
       <w:r>
-        <w:t xml:space="preserve">The constraint has organizational consequences that a purely statistical reading would miss (Section 3.8). The system’s quality is bounded by the firm’s data assets and not by the capability of the model: the model contributed little heterogeneity of its own (squared coefficients of variation of its rates of 0.00 to 0.75 against dispersion parameters of 0.71 to 3.05) and nothing that identified which customers buy more (rank correlations with real counts between -0.11 and +0.08). Calibrating the model’s level to the historical mean repaired the mean in 44 of 48 cells, but a baseline that gave every customer the historical mean did as well or better on the joint fit (Section 5.8). The value of the generative component therefore has to be shown against the firm’s own data, which is the data the system was meant to economize.</w:t>
+        <w:t xml:space="preserve">The constraint has organizational consequences that a purely statistical reading would miss (Section 3.8). The system’s quality is bounded by the firm’s data assets and not by the capability of the model: the model contributed little heterogeneity of its own (squared coefficients of variation of its rates of 0.00 to 0.75 against dispersion parameters of 0.71 to 3.05) and nothing that identified which customers buy more (rank correlations with real counts between -0.11 and +0.08). Calibrating the level repaired the mean in 44 of 48 cells, but a baseline that gave every customer the historical mean did as well or better on the joint fit (Section 5.8). The value of the generative component therefore has to be shown against the firm’s own data, which is the data the system was meant to economize.</w:t>
       </w:r>
     </w:p>
     <w:p>
@@ -6847,7 +6847,7 @@
         <w:t xml:space="preserve"> </w:t>
       </w:r>
       <w:r>
-        <w:t xml:space="preserve">A twin is usually understood as a replica that can stand in for the original in a decision. Our evidence supports a narrower reading. At the level of the individual customer, the demographic personas carried almost no information about real counts, so a customer-level replica is not supported. At the level of the population, the distribution of counts and the size of effects are reproduced only by designs in which the dispersion is supplied from outside the model and the level is checked against data. A claim that a simulated population is a twin is therefore a claim about specific properties, to be tested one by one: the share of zeros, the spread, the concentration among heavy buyers, and the absolute size of an effect.</w:t>
+        <w:t xml:space="preserve">A twin is usually understood as a replica that can stand in for the original in a decision. Our evidence supports a narrower reading. At the customer level the demographic personas carried almost no information about real counts, so a replica is not supported. At the population level, counts and effect sizes are reproduced only when the dispersion is supplied from outside the model and the level is checked against data. A claim that a simulated population is a twin is therefore a claim about specific properties, to be tested one by one: the share of zeros, the spread, the concentration among heavy buyers, and the absolute size of an effect.</w:t>
       </w:r>
     </w:p>
     <w:p>
@@ -6865,7 +6865,7 @@
         <w:t xml:space="preserve"> </w:t>
       </w:r>
       <w:r>
-        <w:t xml:space="preserve">Describing a distribution (Jang et al. 2026, Zhang et al. 2025a) helps more at a high mean than at a low mean and under-produces zeros where they are common, which matters because the zero share decides how many customers a campaign does not reach. And evaluating a promotion simulator on relative effects alone is hazardous, because by</w:t>
+        <w:t xml:space="preserve">Describing a distribution (Jang et al. 2026, Zhang et al. 2025a) helps more at a high mean and under-produces zeros where they are common, which matters because the zero share decides how many customers a campaign does not reach. Evaluating a promotion simulator on relative effects alone is hazardous, because</w:t>
       </w:r>
       <w:r>
         <w:t xml:space="preserve"> </w:t>
@@ -6918,7 +6918,7 @@
         <w:t xml:space="preserve"> </w:t>
       </w:r>
       <w:r>
-        <w:t xml:space="preserve">errors in the simulated base rate and in the simulated lift are confounded in the risk ratio.</w:t>
+        <w:t xml:space="preserve">confounds errors in the simulated base rate and the simulated lift.</w:t>
       </w:r>
     </w:p>
     <w:bookmarkEnd w:id="59"/>
@@ -6972,7 +6972,7 @@
         <w:t xml:space="preserve"> </w:t>
       </w:r>
       <w:r>
-        <w:t xml:space="preserve">Direct integer answers and day-by-day simulation returned nearly constant values in almost every cell, and their errors were systematic, not random.</w:t>
+        <w:t xml:space="preserve">Direct integer answers and day-by-day simulation returned nearly constant values in almost every cell.</w:t>
       </w:r>
     </w:p>
     <w:p>
@@ -6990,7 +6990,7 @@
         <w:t xml:space="preserve"> </w:t>
       </w:r>
       <w:r>
-        <w:t xml:space="preserve">Because the persona bounds what the model can carry (Section 3.8), the data assets that feed the persona matter more than the choice of model. Rescaling the model’s rates to the historical mean repaired the mean in 44 of 48 cells (19 before in the same simulation; Section 5.8), but a baseline that gives every customer the historical mean did as well or better on the joint fit, so calibration should be paired with a test against such a baseline to show what the model adds.</w:t>
+        <w:t xml:space="preserve">Because the persona bounds what the model can carry (Section 3.8), persona data matter more than the choice of model. Rescaling the model’s rates to the historical mean repaired the mean in 44 of 48 cells (19 before in the same simulation; Section 5.8), but a baseline that gives every customer the historical mean did as well or better on the joint fit, so calibration should be tested against that baseline.</w:t>
       </w:r>
     </w:p>
     <w:p>
@@ -7008,7 +7008,7 @@
         <w:t xml:space="preserve"> </w:t>
       </w:r>
       <w:r>
-        <w:t xml:space="preserve">A stated base rate changed some outputs by an order of magnitude and in several cells made the model repeat the stated number for every customer.</w:t>
+        <w:t xml:space="preserve">A stated base rate or a rewording of the prompt changed some outputs by an order of magnitude (Section 5.4), and in several cells the model repeated the stated number for every customer.</w:t>
       </w:r>
     </w:p>
     <w:p>
@@ -7020,13 +7020,13 @@
           <w:iCs/>
           <w:i/>
         </w:rPr>
-        <w:t xml:space="preserve">Principle 5: Evaluate on absolute effects against a randomized benchmark.</w:t>
-      </w:r>
-      <w:r>
-        <w:t xml:space="preserve"> </w:t>
-      </w:r>
-      <w:r>
-        <w:t xml:space="preserve">Risk ratios hid errors in the simulated base rate (Section 5.6).</w:t>
+        <w:t xml:space="preserve">Principle 5: Evaluate absolute effects against a randomized benchmark.</w:t>
+      </w:r>
+      <w:r>
+        <w:t xml:space="preserve"> </w:t>
+      </w:r>
+      <w:r>
+        <w:t xml:space="preserve">Risk ratios hid base-rate errors (Section 5.6).</w:t>
       </w:r>
     </w:p>
     <w:p>
@@ -7045,7 +7045,7 @@
         </m:r>
       </m:oMath>
       <w:r>
-        <w:t xml:space="preserve">, the zero share, and the share of purchases made by the top decile of customers, with intervals; compares the hybrid design with a baseline that uses no model information; checks sensitivity to the prompt context; and compares the simulated base rate and absolute lift, not only the risk ratio, with a past randomized test. These errors cannot be seen by inspecting the output: the sign was right in nearly all cells, and the answers were fluent.</w:t>
+        <w:t xml:space="preserve">, the zero share, and the share of purchases made by the top decile of customers, with intervals; compares the hybrid design with a baseline that uses no model information; checks sensitivity to the prompt context; and compares the simulated base rate and absolute lift, not only the risk ratio, with a past randomized test. These errors cannot be seen in the output: the sign was right in nearly all cells and the answers were fluent.</w:t>
       </w:r>
     </w:p>
     <w:bookmarkEnd w:id="60"/>
@@ -7130,7 +7130,7 @@
         <w:t xml:space="preserve"> </w:t>
       </w:r>
       <w:r>
-        <w:t xml:space="preserve">per customer, a profit of about 213,000. The gap of about 280,000 for a single campaign favors launching, and because the error is systematic it does not average out over campaigns. The numbers are ours, not the retailer’s, but the example shows how an overstated lift turns directly into a wrong go decision.</w:t>
+        <w:t xml:space="preserve">per customer, a profit of about 213,000. The gap of about 280,000 for one campaign favors launching, and because the error is systematic it does not average out. The numbers are ours, not the retailer’s, but the example shows how an overstated lift turns directly into a wrong go decision.</w:t>
       </w:r>
     </w:p>
     <w:p>
@@ -7154,7 +7154,7 @@
         <w:t xml:space="preserve"> </w:t>
       </w:r>
       <w:r>
-        <w:t xml:space="preserve">the simulated lifts often came with narrow intervals that excluded the real value, and the width of an interval is not a reliable cue to the size of the decision error (Section 5.9), so statistical precision, which a synthetic population gives cheaply, must not be mistaken for validity.</w:t>
+        <w:t xml:space="preserve">simulated lifts often came with narrow intervals that excluded the real value, and interval width is not a reliable cue to decision error (Section 5.9), so cheap statistical precision must not be mistaken for validity.</w:t>
       </w:r>
       <w:r>
         <w:t xml:space="preserve"> </w:t>
@@ -7204,7 +7204,7 @@
         <w:pStyle w:val="FirstParagraph"/>
       </w:pPr>
       <w:r>
-        <w:t xml:space="preserve">The following arrangements follow from our evidence and from the artifact view; we did not test them in an organization.</w:t>
+        <w:t xml:space="preserve">These arrangements follow from our evidence; we did not test them in an organization.</w:t>
       </w:r>
     </w:p>
     <w:p>
@@ -7240,7 +7240,7 @@
         <w:t xml:space="preserve"> </w:t>
       </w:r>
       <w:r>
-        <w:t xml:space="preserve">The eight models differed widely in the same design, and the same model reacted differently to different prompt context. A vendor update, a switch of model or provider, or a change of prompt template should trigger the acceptance test again.</w:t>
+        <w:t xml:space="preserve">The models differed widely in the same design, and the same model reacted differently to different prompts. A vendor update, a switch of model or provider, or a change of prompt template should trigger the acceptance test again.</w:t>
       </w:r>
     </w:p>
     <w:p>
@@ -7294,7 +7294,7 @@
         <w:pStyle w:val="FirstParagraph"/>
       </w:pPr>
       <w:r>
-        <w:t xml:space="preserve">The evidence is preliminary. Every design has one prompt wording, so our intervals capture the sampling of customers but not variation across prompts. All eight models were run on three seeds. Per-seed variance-to-mean ratios were stable for the direct and daily designs but varied more for the describe and hybrid designs (median ranges 0.9 and 1.2), so counts of cells that match the reference are approximate. The low-mean reference is a calibrated parametric distribution, the Complete Journey households are loyalty-card shoppers, and campaigns there were targeted rather than randomized, so only the email experiment supports a causal comparison. The demographic personas contain almost no information about purchase frequency; personas that carry purchase histories would be a stronger test of Proposition 1 and of whether the model contributes more than a level. Whether still larger or reasoning-enabled models collapse less remains open, and public data may be part of the models’ training data. The principles and organizational arrangements have not been tested in an organization, and the backtest of the acceptance test (Section 5.10) uses one pair of campaigns. Future work should use a randomized promotion data set with purchase counts, for example from a partner firm, so that count distributions and treatment effects can be studied on the same customers.</w:t>
+        <w:t xml:space="preserve">The evidence is preliminary. Our intervals capture the sampling of customers but not variation across prompts, which we examined only for four models and two rewordings (Section 5.4). All eight models were run on three seeds. Per-seed variance-to-mean ratios were stable for the direct and daily designs but varied more for the describe and hybrid designs (median ranges 0.9 and 1.2), so counts of cells that match the reference are approximate. The low-mean reference is a calibrated parametric distribution, the Complete Journey households are loyalty-card shoppers, and campaigns there were targeted rather than randomized, so only the email experiment supports a causal comparison. The demographic personas contain almost no information about purchase frequency; personas that carry purchase histories would be a stronger test of Proposition 1 and of whether the model contributes more than a level. Whether reasoning-enabled models collapse less remains open, and public data may be part of the models’ training data. The principles and organizational arrangements have not been tested in an organization, and the backtest (Section 5.10) uses one pair of campaigns. Future work should use a randomized promotion data set with purchase counts, for example from a partner firm.</w:t>
       </w:r>
     </w:p>
     <w:bookmarkEnd w:id="63"/>
@@ -7763,7 +7763,7 @@
           <w:iCs/>
           <w:i/>
         </w:rPr>
-        <w:t xml:space="preserve">An Online Appendix (Appendix A, prompt templates; Appendix B, full results by model and prompt; Appendix C, reproducibility; Appendix D, proofs of Propositions 1 to 3; Appendix E, backtest of the acceptance test) is provided as a separate file.</w:t>
+        <w:t xml:space="preserve">An Online Appendix (Appendices A to F: prompts, full results, reproducibility, proofs, backtest, wording robustness) is provided as a separate file.</w:t>
       </w:r>
     </w:p>
     <w:bookmarkEnd w:id="66"/>
